--- a/Backend/Director_Disclosure/Output_Disclosures/2024-25/HONEYWELL_AUTOMATION_INDIA_LIMITED/MBP-1/MBP1_NEERA_SAGGI_00501029.docx
+++ b/Backend/Director_Disclosure/Output_Disclosures/2024-25/HONEYWELL_AUTOMATION_INDIA_LIMITED/MBP-1/MBP1_NEERA_SAGGI_00501029.docx
@@ -93,212 +93,17 @@
     </w:p>
     <w:p>
       <w:pPr>
-        <w:spacing w:before="0" w:after="0"/>
-        <w:jc w:val="left"/>
-      </w:pPr>
-      <w:r>
-        <w:rPr>
-          <w:rFonts w:ascii="Adani" w:hAnsi="Adani"/>
-          <w:b w:val="0"/>
-          <w:sz w:val="20"/>
-          <w:u w:val="none"/>
-        </w:rPr>
-        <w:t>KEC INTERNATIONAL LIMITED</w:t>
-      </w:r>
-    </w:p>
-    <w:p>
-      <w:pPr>
-        <w:spacing w:before="0" w:after="0"/>
-        <w:jc w:val="left"/>
-      </w:pPr>
-      <w:r>
-        <w:rPr>
-          <w:rFonts w:ascii="Adani" w:hAnsi="Adani"/>
-          <w:b w:val="0"/>
-          <w:sz w:val="20"/>
-          <w:u w:val="none"/>
-        </w:rPr>
-        <w:t>ADANI GREEN ENERGY LIMITED</w:t>
-      </w:r>
-    </w:p>
-    <w:p>
-      <w:pPr>
-        <w:spacing w:before="0" w:after="0"/>
-        <w:jc w:val="left"/>
-      </w:pPr>
-      <w:r>
-        <w:rPr>
-          <w:rFonts w:ascii="Adani" w:hAnsi="Adani"/>
-          <w:b w:val="0"/>
-          <w:sz w:val="20"/>
-          <w:u w:val="none"/>
-        </w:rPr>
-        <w:t>EVERENVIRO RESOURCE MANAGEMENT PRIVATE LIMITED</w:t>
-      </w:r>
-    </w:p>
-    <w:p>
-      <w:pPr>
-        <w:spacing w:before="0" w:after="0"/>
-        <w:jc w:val="left"/>
-      </w:pPr>
-      <w:r>
-        <w:rPr>
-          <w:rFonts w:ascii="Adani" w:hAnsi="Adani"/>
-          <w:b w:val="0"/>
-          <w:sz w:val="20"/>
-          <w:u w:val="none"/>
-        </w:rPr>
-        <w:t>INTERISE INVESTMENT MANAGERS PRIVATE LIMITED</w:t>
-      </w:r>
-    </w:p>
-    <w:p>
-      <w:pPr>
-        <w:spacing w:before="0" w:after="0"/>
-        <w:jc w:val="left"/>
-      </w:pPr>
-      <w:r>
-        <w:rPr>
-          <w:rFonts w:ascii="Adani" w:hAnsi="Adani"/>
-          <w:b w:val="0"/>
-          <w:sz w:val="20"/>
-          <w:u w:val="none"/>
-        </w:rPr>
-        <w:t>MAHINDRA INTEGRATED BUSINESS SOLUTIONS PRIVATE LIMITED</w:t>
-      </w:r>
-    </w:p>
-    <w:p>
-      <w:pPr>
-        <w:spacing w:before="0" w:after="0"/>
-        <w:jc w:val="left"/>
-      </w:pPr>
-      <w:r>
-        <w:rPr>
-          <w:rFonts w:ascii="Adani" w:hAnsi="Adani"/>
-          <w:b w:val="0"/>
-          <w:sz w:val="20"/>
-          <w:u w:val="none"/>
-        </w:rPr>
-        <w:t>HONEYWELL AUTOMATION INDIA LIMITED</w:t>
-      </w:r>
-    </w:p>
-    <w:p>
-      <w:pPr>
-        <w:spacing w:before="0" w:after="0"/>
-        <w:jc w:val="left"/>
-      </w:pPr>
-      <w:r>
-        <w:rPr>
-          <w:rFonts w:ascii="Adani" w:hAnsi="Adani"/>
-          <w:b w:val="0"/>
-          <w:sz w:val="20"/>
-          <w:u w:val="none"/>
-        </w:rPr>
-        <w:t>TATA STEEL BSL LIMITED</w:t>
-      </w:r>
-    </w:p>
-    <w:p>
-      <w:pPr>
-        <w:spacing w:before="0" w:after="0"/>
-        <w:jc w:val="left"/>
-      </w:pPr>
-      <w:r>
-        <w:rPr>
-          <w:rFonts w:ascii="Adani" w:hAnsi="Adani"/>
-          <w:b w:val="0"/>
-          <w:sz w:val="20"/>
-          <w:u w:val="none"/>
-        </w:rPr>
-        <w:t>GE VERNOVA T&amp;D INDIA LIMITED</w:t>
-      </w:r>
-    </w:p>
-    <w:p>
-      <w:pPr>
-        <w:spacing w:before="0" w:after="0"/>
-        <w:jc w:val="left"/>
-      </w:pPr>
-      <w:r>
-        <w:rPr>
-          <w:rFonts w:ascii="Adani" w:hAnsi="Adani"/>
-          <w:b w:val="0"/>
-          <w:sz w:val="20"/>
-          <w:u w:val="none"/>
-        </w:rPr>
-        <w:t>GE POWER INDIA LIMITED</w:t>
-      </w:r>
-    </w:p>
-    <w:p>
-      <w:pPr>
-        <w:spacing w:before="0" w:after="0"/>
-        <w:jc w:val="left"/>
-      </w:pPr>
-      <w:r>
-        <w:rPr>
-          <w:rFonts w:ascii="Adani" w:hAnsi="Adani"/>
-          <w:b w:val="0"/>
-          <w:sz w:val="20"/>
-          <w:u w:val="none"/>
-        </w:rPr>
-        <w:t>TATA REALTY AND INFRASTRUCTURE  LIMITED</w:t>
-      </w:r>
-    </w:p>
-    <w:p>
-      <w:pPr>
-        <w:spacing w:before="0" w:after="0"/>
-        <w:jc w:val="left"/>
-      </w:pPr>
-      <w:r>
-        <w:rPr>
-          <w:rFonts w:ascii="Adani" w:hAnsi="Adani"/>
-          <w:b w:val="0"/>
-          <w:sz w:val="20"/>
-          <w:u w:val="none"/>
-        </w:rPr>
-        <w:t>TATA PROJECTS LIMITED</w:t>
-      </w:r>
-    </w:p>
-    <w:p>
-      <w:pPr>
-        <w:spacing w:before="0" w:after="0"/>
-        <w:jc w:val="left"/>
-      </w:pPr>
-      <w:r>
-        <w:rPr>
-          <w:rFonts w:ascii="Adani" w:hAnsi="Adani"/>
-          <w:b w:val="0"/>
-          <w:sz w:val="20"/>
-          <w:u w:val="none"/>
-        </w:rPr>
-        <w:t>SWARAJ ENGINES LIMITED</w:t>
-      </w:r>
-    </w:p>
-    <w:p>
-      <w:pPr>
-        <w:spacing w:before="0" w:after="0"/>
-        <w:jc w:val="left"/>
-      </w:pPr>
-      <w:r>
-        <w:rPr>
-          <w:rFonts w:ascii="Adani" w:hAnsi="Adani"/>
-          <w:b w:val="0"/>
-          <w:sz w:val="20"/>
-          <w:u w:val="none"/>
-        </w:rPr>
-        <w:t>TRF  LIMITED</w:t>
-      </w:r>
-    </w:p>
-    <w:p>
-      <w:pPr>
         <w:spacing w:before="0" w:after="160"/>
         <w:jc w:val="left"/>
       </w:pPr>
       <w:r>
         <w:rPr>
           <w:rFonts w:ascii="Adani" w:hAnsi="Adani"/>
-          <w:b w:val="0"/>
+          <w:b/>
           <w:sz w:val="20"/>
           <w:u w:val="none"/>
         </w:rPr>
-        <w:t>CARE INDIA SOLUTIONS FOR SUSTAINABLE DEVELOPMENT</w:t>
+        <w:t>HONEYWELL AUTOMATION INDIA LIMITED</w:t>
       </w:r>
     </w:p>
     <w:p>
@@ -354,7 +159,7 @@
           <w:sz w:val="20"/>
           <w:u w:val="none"/>
         </w:rPr>
-        <w:t>{{FATHER_NAME}}</w:t>
+        <w:t>Om Prakash Bhatia</w:t>
       </w:r>
       <w:r>
         <w:rPr>
@@ -872,148 +677,6 @@
                 <w:sz w:val="18"/>
                 <w:u w:val="none"/>
               </w:rPr>
-              <w:t>EVERENVIRO RESOURCE MANAGEMENT PRIVATE LIMITED</w:t>
-            </w:r>
-          </w:p>
-        </w:tc>
-        <w:tc>
-          <w:tcPr>
-            <w:tcW w:type="dxa" w:w="1814"/>
-            <w:shd w:val="clear" w:color="auto" w:fill="FFFFFF"/>
-            <w:tcBorders>
-              <w:top w:val="single" w:sz="4" w:space="0" w:color="000000"/>
-              <w:left w:val="single" w:sz="4" w:space="0" w:color="000000"/>
-              <w:bottom w:val="single" w:sz="4" w:space="0" w:color="000000"/>
-              <w:right w:val="single" w:sz="4" w:space="0" w:color="000000"/>
-            </w:tcBorders>
-            <w:vAlign w:val="center"/>
-          </w:tcPr>
-          <w:p>
-            <w:pPr>
-              <w:spacing w:before="40" w:after="40"/>
-              <w:jc w:val="left"/>
-            </w:pPr>
-            <w:r>
-              <w:rPr>
-                <w:rFonts w:ascii="Adani" w:hAnsi="Adani"/>
-                <w:b w:val="0"/>
-                <w:sz w:val="18"/>
-                <w:u w:val="none"/>
-              </w:rPr>
-              <w:t>Director</w:t>
-            </w:r>
-          </w:p>
-        </w:tc>
-        <w:tc>
-          <w:tcPr>
-            <w:tcW w:type="dxa" w:w="1020"/>
-            <w:shd w:val="clear" w:color="auto" w:fill="FFFFFF"/>
-            <w:tcBorders>
-              <w:top w:val="single" w:sz="4" w:space="0" w:color="000000"/>
-              <w:left w:val="single" w:sz="4" w:space="0" w:color="000000"/>
-              <w:bottom w:val="single" w:sz="4" w:space="0" w:color="000000"/>
-              <w:right w:val="single" w:sz="4" w:space="0" w:color="000000"/>
-            </w:tcBorders>
-            <w:vAlign w:val="center"/>
-          </w:tcPr>
-          <w:p>
-            <w:pPr>
-              <w:spacing w:before="40" w:after="40"/>
-              <w:jc w:val="left"/>
-            </w:pPr>
-            <w:r>
-              <w:rPr>
-                <w:rFonts w:ascii="Adani" w:hAnsi="Adani"/>
-                <w:b w:val="0"/>
-                <w:sz w:val="18"/>
-                <w:u w:val="none"/>
-              </w:rPr>
-              <w:t>NIL</w:t>
-            </w:r>
-          </w:p>
-        </w:tc>
-        <w:tc>
-          <w:tcPr>
-            <w:tcW w:type="dxa" w:w="1247"/>
-            <w:shd w:val="clear" w:color="auto" w:fill="FFFFFF"/>
-            <w:tcBorders>
-              <w:top w:val="single" w:sz="4" w:space="0" w:color="000000"/>
-              <w:left w:val="single" w:sz="4" w:space="0" w:color="000000"/>
-              <w:bottom w:val="single" w:sz="4" w:space="0" w:color="000000"/>
-              <w:right w:val="single" w:sz="4" w:space="0" w:color="000000"/>
-            </w:tcBorders>
-            <w:vAlign w:val="center"/>
-          </w:tcPr>
-          <w:p>
-            <w:pPr>
-              <w:spacing w:before="40" w:after="40"/>
-              <w:jc w:val="left"/>
-            </w:pPr>
-            <w:r>
-              <w:rPr>
-                <w:rFonts w:ascii="Adani" w:hAnsi="Adani"/>
-                <w:b w:val="0"/>
-                <w:sz w:val="18"/>
-                <w:u w:val="none"/>
-              </w:rPr>
-              <w:t>06/09/2022</w:t>
-            </w:r>
-          </w:p>
-        </w:tc>
-      </w:tr>
-      <w:tr>
-        <w:tc>
-          <w:tcPr>
-            <w:tcW w:type="dxa" w:w="680"/>
-            <w:shd w:val="clear" w:color="auto" w:fill="FFFFFF"/>
-            <w:tcBorders>
-              <w:top w:val="single" w:sz="4" w:space="0" w:color="000000"/>
-              <w:left w:val="single" w:sz="4" w:space="0" w:color="000000"/>
-              <w:bottom w:val="single" w:sz="4" w:space="0" w:color="000000"/>
-              <w:right w:val="single" w:sz="4" w:space="0" w:color="000000"/>
-            </w:tcBorders>
-            <w:vAlign w:val="center"/>
-          </w:tcPr>
-          <w:p>
-            <w:pPr>
-              <w:spacing w:before="40" w:after="40"/>
-              <w:jc w:val="left"/>
-            </w:pPr>
-            <w:r>
-              <w:rPr>
-                <w:rFonts w:ascii="Adani" w:hAnsi="Adani"/>
-                <w:b w:val="0"/>
-                <w:sz w:val="18"/>
-                <w:u w:val="none"/>
-              </w:rPr>
-              <w:t>4</w:t>
-            </w:r>
-          </w:p>
-        </w:tc>
-        <w:tc>
-          <w:tcPr>
-            <w:tcW w:type="dxa" w:w="3969"/>
-            <w:shd w:val="clear" w:color="auto" w:fill="FFFFFF"/>
-            <w:tcBorders>
-              <w:top w:val="single" w:sz="4" w:space="0" w:color="000000"/>
-              <w:left w:val="single" w:sz="4" w:space="0" w:color="000000"/>
-              <w:bottom w:val="single" w:sz="4" w:space="0" w:color="000000"/>
-              <w:right w:val="single" w:sz="4" w:space="0" w:color="000000"/>
-            </w:tcBorders>
-            <w:vAlign w:val="center"/>
-          </w:tcPr>
-          <w:p>
-            <w:pPr>
-              <w:spacing w:before="40" w:after="40"/>
-              <w:jc w:val="left"/>
-            </w:pPr>
-            <w:r>
-              <w:rPr>
-                <w:rFonts w:ascii="Adani" w:hAnsi="Adani"/>
-                <w:b w:val="0"/>
-                <w:sz w:val="18"/>
-                <w:u w:val="none"/>
-              </w:rPr>
               <w:t>INTERISE INVESTMENT MANAGERS PRIVATE LIMITED</w:t>
             </w:r>
           </w:p>
@@ -1128,7 +791,7 @@
                 <w:sz w:val="18"/>
                 <w:u w:val="none"/>
               </w:rPr>
-              <w:t>5</w:t>
+              <w:t>4</w:t>
             </w:r>
           </w:p>
         </w:tc>
@@ -1270,7 +933,7 @@
                 <w:sz w:val="18"/>
                 <w:u w:val="none"/>
               </w:rPr>
-              <w:t>6</w:t>
+              <w:t>5</w:t>
             </w:r>
           </w:p>
         </w:tc>
@@ -1412,7 +1075,7 @@
                 <w:sz w:val="18"/>
                 <w:u w:val="none"/>
               </w:rPr>
-              <w:t>7</w:t>
+              <w:t>6</w:t>
             </w:r>
           </w:p>
         </w:tc>
@@ -1554,7 +1217,7 @@
                 <w:sz w:val="18"/>
                 <w:u w:val="none"/>
               </w:rPr>
-              <w:t>8</w:t>
+              <w:t>7</w:t>
             </w:r>
           </w:p>
         </w:tc>
@@ -1667,858 +1330,6 @@
                 <w:u w:val="none"/>
               </w:rPr>
               <w:t>26/07/2016</w:t>
-            </w:r>
-          </w:p>
-        </w:tc>
-      </w:tr>
-      <w:tr>
-        <w:tc>
-          <w:tcPr>
-            <w:tcW w:type="dxa" w:w="680"/>
-            <w:shd w:val="clear" w:color="auto" w:fill="FFFFFF"/>
-            <w:tcBorders>
-              <w:top w:val="single" w:sz="4" w:space="0" w:color="000000"/>
-              <w:left w:val="single" w:sz="4" w:space="0" w:color="000000"/>
-              <w:bottom w:val="single" w:sz="4" w:space="0" w:color="000000"/>
-              <w:right w:val="single" w:sz="4" w:space="0" w:color="000000"/>
-            </w:tcBorders>
-            <w:vAlign w:val="center"/>
-          </w:tcPr>
-          <w:p>
-            <w:pPr>
-              <w:spacing w:before="40" w:after="40"/>
-              <w:jc w:val="left"/>
-            </w:pPr>
-            <w:r>
-              <w:rPr>
-                <w:rFonts w:ascii="Adani" w:hAnsi="Adani"/>
-                <w:b w:val="0"/>
-                <w:sz w:val="18"/>
-                <w:u w:val="none"/>
-              </w:rPr>
-              <w:t>9</w:t>
-            </w:r>
-          </w:p>
-        </w:tc>
-        <w:tc>
-          <w:tcPr>
-            <w:tcW w:type="dxa" w:w="3969"/>
-            <w:shd w:val="clear" w:color="auto" w:fill="FFFFFF"/>
-            <w:tcBorders>
-              <w:top w:val="single" w:sz="4" w:space="0" w:color="000000"/>
-              <w:left w:val="single" w:sz="4" w:space="0" w:color="000000"/>
-              <w:bottom w:val="single" w:sz="4" w:space="0" w:color="000000"/>
-              <w:right w:val="single" w:sz="4" w:space="0" w:color="000000"/>
-            </w:tcBorders>
-            <w:vAlign w:val="center"/>
-          </w:tcPr>
-          <w:p>
-            <w:pPr>
-              <w:spacing w:before="40" w:after="40"/>
-              <w:jc w:val="left"/>
-            </w:pPr>
-            <w:r>
-              <w:rPr>
-                <w:rFonts w:ascii="Adani" w:hAnsi="Adani"/>
-                <w:b w:val="0"/>
-                <w:sz w:val="18"/>
-                <w:u w:val="none"/>
-              </w:rPr>
-              <w:t>GE POWER INDIA LIMITED</w:t>
-            </w:r>
-          </w:p>
-        </w:tc>
-        <w:tc>
-          <w:tcPr>
-            <w:tcW w:type="dxa" w:w="1814"/>
-            <w:shd w:val="clear" w:color="auto" w:fill="FFFFFF"/>
-            <w:tcBorders>
-              <w:top w:val="single" w:sz="4" w:space="0" w:color="000000"/>
-              <w:left w:val="single" w:sz="4" w:space="0" w:color="000000"/>
-              <w:bottom w:val="single" w:sz="4" w:space="0" w:color="000000"/>
-              <w:right w:val="single" w:sz="4" w:space="0" w:color="000000"/>
-            </w:tcBorders>
-            <w:vAlign w:val="center"/>
-          </w:tcPr>
-          <w:p>
-            <w:pPr>
-              <w:spacing w:before="40" w:after="40"/>
-              <w:jc w:val="left"/>
-            </w:pPr>
-            <w:r>
-              <w:rPr>
-                <w:rFonts w:ascii="Adani" w:hAnsi="Adani"/>
-                <w:b w:val="0"/>
-                <w:sz w:val="18"/>
-                <w:u w:val="none"/>
-              </w:rPr>
-              <w:t>Director</w:t>
-            </w:r>
-          </w:p>
-        </w:tc>
-        <w:tc>
-          <w:tcPr>
-            <w:tcW w:type="dxa" w:w="1020"/>
-            <w:shd w:val="clear" w:color="auto" w:fill="FFFFFF"/>
-            <w:tcBorders>
-              <w:top w:val="single" w:sz="4" w:space="0" w:color="000000"/>
-              <w:left w:val="single" w:sz="4" w:space="0" w:color="000000"/>
-              <w:bottom w:val="single" w:sz="4" w:space="0" w:color="000000"/>
-              <w:right w:val="single" w:sz="4" w:space="0" w:color="000000"/>
-            </w:tcBorders>
-            <w:vAlign w:val="center"/>
-          </w:tcPr>
-          <w:p>
-            <w:pPr>
-              <w:spacing w:before="40" w:after="40"/>
-              <w:jc w:val="left"/>
-            </w:pPr>
-            <w:r>
-              <w:rPr>
-                <w:rFonts w:ascii="Adani" w:hAnsi="Adani"/>
-                <w:b w:val="0"/>
-                <w:sz w:val="18"/>
-                <w:u w:val="none"/>
-              </w:rPr>
-              <w:t>NIL</w:t>
-            </w:r>
-          </w:p>
-        </w:tc>
-        <w:tc>
-          <w:tcPr>
-            <w:tcW w:type="dxa" w:w="1247"/>
-            <w:shd w:val="clear" w:color="auto" w:fill="FFFFFF"/>
-            <w:tcBorders>
-              <w:top w:val="single" w:sz="4" w:space="0" w:color="000000"/>
-              <w:left w:val="single" w:sz="4" w:space="0" w:color="000000"/>
-              <w:bottom w:val="single" w:sz="4" w:space="0" w:color="000000"/>
-              <w:right w:val="single" w:sz="4" w:space="0" w:color="000000"/>
-            </w:tcBorders>
-            <w:vAlign w:val="center"/>
-          </w:tcPr>
-          <w:p>
-            <w:pPr>
-              <w:spacing w:before="40" w:after="40"/>
-              <w:jc w:val="left"/>
-            </w:pPr>
-            <w:r>
-              <w:rPr>
-                <w:rFonts w:ascii="Adani" w:hAnsi="Adani"/>
-                <w:b w:val="0"/>
-                <w:sz w:val="18"/>
-                <w:u w:val="none"/>
-              </w:rPr>
-              <w:t>14/06/2016</w:t>
-            </w:r>
-          </w:p>
-        </w:tc>
-      </w:tr>
-      <w:tr>
-        <w:tc>
-          <w:tcPr>
-            <w:tcW w:type="dxa" w:w="680"/>
-            <w:shd w:val="clear" w:color="auto" w:fill="FFFFFF"/>
-            <w:tcBorders>
-              <w:top w:val="single" w:sz="4" w:space="0" w:color="000000"/>
-              <w:left w:val="single" w:sz="4" w:space="0" w:color="000000"/>
-              <w:bottom w:val="single" w:sz="4" w:space="0" w:color="000000"/>
-              <w:right w:val="single" w:sz="4" w:space="0" w:color="000000"/>
-            </w:tcBorders>
-            <w:vAlign w:val="center"/>
-          </w:tcPr>
-          <w:p>
-            <w:pPr>
-              <w:spacing w:before="40" w:after="40"/>
-              <w:jc w:val="left"/>
-            </w:pPr>
-            <w:r>
-              <w:rPr>
-                <w:rFonts w:ascii="Adani" w:hAnsi="Adani"/>
-                <w:b w:val="0"/>
-                <w:sz w:val="18"/>
-                <w:u w:val="none"/>
-              </w:rPr>
-              <w:t>10</w:t>
-            </w:r>
-          </w:p>
-        </w:tc>
-        <w:tc>
-          <w:tcPr>
-            <w:tcW w:type="dxa" w:w="3969"/>
-            <w:shd w:val="clear" w:color="auto" w:fill="FFFFFF"/>
-            <w:tcBorders>
-              <w:top w:val="single" w:sz="4" w:space="0" w:color="000000"/>
-              <w:left w:val="single" w:sz="4" w:space="0" w:color="000000"/>
-              <w:bottom w:val="single" w:sz="4" w:space="0" w:color="000000"/>
-              <w:right w:val="single" w:sz="4" w:space="0" w:color="000000"/>
-            </w:tcBorders>
-            <w:vAlign w:val="center"/>
-          </w:tcPr>
-          <w:p>
-            <w:pPr>
-              <w:spacing w:before="40" w:after="40"/>
-              <w:jc w:val="left"/>
-            </w:pPr>
-            <w:r>
-              <w:rPr>
-                <w:rFonts w:ascii="Adani" w:hAnsi="Adani"/>
-                <w:b w:val="0"/>
-                <w:sz w:val="18"/>
-                <w:u w:val="none"/>
-              </w:rPr>
-              <w:t>TATA REALTY AND INFRASTRUCTURE  LIMITED</w:t>
-            </w:r>
-          </w:p>
-        </w:tc>
-        <w:tc>
-          <w:tcPr>
-            <w:tcW w:type="dxa" w:w="1814"/>
-            <w:shd w:val="clear" w:color="auto" w:fill="FFFFFF"/>
-            <w:tcBorders>
-              <w:top w:val="single" w:sz="4" w:space="0" w:color="000000"/>
-              <w:left w:val="single" w:sz="4" w:space="0" w:color="000000"/>
-              <w:bottom w:val="single" w:sz="4" w:space="0" w:color="000000"/>
-              <w:right w:val="single" w:sz="4" w:space="0" w:color="000000"/>
-            </w:tcBorders>
-            <w:vAlign w:val="center"/>
-          </w:tcPr>
-          <w:p>
-            <w:pPr>
-              <w:spacing w:before="40" w:after="40"/>
-              <w:jc w:val="left"/>
-            </w:pPr>
-            <w:r>
-              <w:rPr>
-                <w:rFonts w:ascii="Adani" w:hAnsi="Adani"/>
-                <w:b w:val="0"/>
-                <w:sz w:val="18"/>
-                <w:u w:val="none"/>
-              </w:rPr>
-              <w:t>Director</w:t>
-            </w:r>
-          </w:p>
-        </w:tc>
-        <w:tc>
-          <w:tcPr>
-            <w:tcW w:type="dxa" w:w="1020"/>
-            <w:shd w:val="clear" w:color="auto" w:fill="FFFFFF"/>
-            <w:tcBorders>
-              <w:top w:val="single" w:sz="4" w:space="0" w:color="000000"/>
-              <w:left w:val="single" w:sz="4" w:space="0" w:color="000000"/>
-              <w:bottom w:val="single" w:sz="4" w:space="0" w:color="000000"/>
-              <w:right w:val="single" w:sz="4" w:space="0" w:color="000000"/>
-            </w:tcBorders>
-            <w:vAlign w:val="center"/>
-          </w:tcPr>
-          <w:p>
-            <w:pPr>
-              <w:spacing w:before="40" w:after="40"/>
-              <w:jc w:val="left"/>
-            </w:pPr>
-            <w:r>
-              <w:rPr>
-                <w:rFonts w:ascii="Adani" w:hAnsi="Adani"/>
-                <w:b w:val="0"/>
-                <w:sz w:val="18"/>
-                <w:u w:val="none"/>
-              </w:rPr>
-              <w:t>NIL</w:t>
-            </w:r>
-          </w:p>
-        </w:tc>
-        <w:tc>
-          <w:tcPr>
-            <w:tcW w:type="dxa" w:w="1247"/>
-            <w:shd w:val="clear" w:color="auto" w:fill="FFFFFF"/>
-            <w:tcBorders>
-              <w:top w:val="single" w:sz="4" w:space="0" w:color="000000"/>
-              <w:left w:val="single" w:sz="4" w:space="0" w:color="000000"/>
-              <w:bottom w:val="single" w:sz="4" w:space="0" w:color="000000"/>
-              <w:right w:val="single" w:sz="4" w:space="0" w:color="000000"/>
-            </w:tcBorders>
-            <w:vAlign w:val="center"/>
-          </w:tcPr>
-          <w:p>
-            <w:pPr>
-              <w:spacing w:before="40" w:after="40"/>
-              <w:jc w:val="left"/>
-            </w:pPr>
-            <w:r>
-              <w:rPr>
-                <w:rFonts w:ascii="Adani" w:hAnsi="Adani"/>
-                <w:b w:val="0"/>
-                <w:sz w:val="18"/>
-                <w:u w:val="none"/>
-              </w:rPr>
-              <w:t>26/03/2015</w:t>
-            </w:r>
-          </w:p>
-        </w:tc>
-      </w:tr>
-      <w:tr>
-        <w:tc>
-          <w:tcPr>
-            <w:tcW w:type="dxa" w:w="680"/>
-            <w:shd w:val="clear" w:color="auto" w:fill="FFFFFF"/>
-            <w:tcBorders>
-              <w:top w:val="single" w:sz="4" w:space="0" w:color="000000"/>
-              <w:left w:val="single" w:sz="4" w:space="0" w:color="000000"/>
-              <w:bottom w:val="single" w:sz="4" w:space="0" w:color="000000"/>
-              <w:right w:val="single" w:sz="4" w:space="0" w:color="000000"/>
-            </w:tcBorders>
-            <w:vAlign w:val="center"/>
-          </w:tcPr>
-          <w:p>
-            <w:pPr>
-              <w:spacing w:before="40" w:after="40"/>
-              <w:jc w:val="left"/>
-            </w:pPr>
-            <w:r>
-              <w:rPr>
-                <w:rFonts w:ascii="Adani" w:hAnsi="Adani"/>
-                <w:b w:val="0"/>
-                <w:sz w:val="18"/>
-                <w:u w:val="none"/>
-              </w:rPr>
-              <w:t>11</w:t>
-            </w:r>
-          </w:p>
-        </w:tc>
-        <w:tc>
-          <w:tcPr>
-            <w:tcW w:type="dxa" w:w="3969"/>
-            <w:shd w:val="clear" w:color="auto" w:fill="FFFFFF"/>
-            <w:tcBorders>
-              <w:top w:val="single" w:sz="4" w:space="0" w:color="000000"/>
-              <w:left w:val="single" w:sz="4" w:space="0" w:color="000000"/>
-              <w:bottom w:val="single" w:sz="4" w:space="0" w:color="000000"/>
-              <w:right w:val="single" w:sz="4" w:space="0" w:color="000000"/>
-            </w:tcBorders>
-            <w:vAlign w:val="center"/>
-          </w:tcPr>
-          <w:p>
-            <w:pPr>
-              <w:spacing w:before="40" w:after="40"/>
-              <w:jc w:val="left"/>
-            </w:pPr>
-            <w:r>
-              <w:rPr>
-                <w:rFonts w:ascii="Adani" w:hAnsi="Adani"/>
-                <w:b w:val="0"/>
-                <w:sz w:val="18"/>
-                <w:u w:val="none"/>
-              </w:rPr>
-              <w:t>TATA PROJECTS LIMITED</w:t>
-            </w:r>
-          </w:p>
-        </w:tc>
-        <w:tc>
-          <w:tcPr>
-            <w:tcW w:type="dxa" w:w="1814"/>
-            <w:shd w:val="clear" w:color="auto" w:fill="FFFFFF"/>
-            <w:tcBorders>
-              <w:top w:val="single" w:sz="4" w:space="0" w:color="000000"/>
-              <w:left w:val="single" w:sz="4" w:space="0" w:color="000000"/>
-              <w:bottom w:val="single" w:sz="4" w:space="0" w:color="000000"/>
-              <w:right w:val="single" w:sz="4" w:space="0" w:color="000000"/>
-            </w:tcBorders>
-            <w:vAlign w:val="center"/>
-          </w:tcPr>
-          <w:p>
-            <w:pPr>
-              <w:spacing w:before="40" w:after="40"/>
-              <w:jc w:val="left"/>
-            </w:pPr>
-            <w:r>
-              <w:rPr>
-                <w:rFonts w:ascii="Adani" w:hAnsi="Adani"/>
-                <w:b w:val="0"/>
-                <w:sz w:val="18"/>
-                <w:u w:val="none"/>
-              </w:rPr>
-              <w:t>Director</w:t>
-            </w:r>
-          </w:p>
-        </w:tc>
-        <w:tc>
-          <w:tcPr>
-            <w:tcW w:type="dxa" w:w="1020"/>
-            <w:shd w:val="clear" w:color="auto" w:fill="FFFFFF"/>
-            <w:tcBorders>
-              <w:top w:val="single" w:sz="4" w:space="0" w:color="000000"/>
-              <w:left w:val="single" w:sz="4" w:space="0" w:color="000000"/>
-              <w:bottom w:val="single" w:sz="4" w:space="0" w:color="000000"/>
-              <w:right w:val="single" w:sz="4" w:space="0" w:color="000000"/>
-            </w:tcBorders>
-            <w:vAlign w:val="center"/>
-          </w:tcPr>
-          <w:p>
-            <w:pPr>
-              <w:spacing w:before="40" w:after="40"/>
-              <w:jc w:val="left"/>
-            </w:pPr>
-            <w:r>
-              <w:rPr>
-                <w:rFonts w:ascii="Adani" w:hAnsi="Adani"/>
-                <w:b w:val="0"/>
-                <w:sz w:val="18"/>
-                <w:u w:val="none"/>
-              </w:rPr>
-              <w:t>NIL</w:t>
-            </w:r>
-          </w:p>
-        </w:tc>
-        <w:tc>
-          <w:tcPr>
-            <w:tcW w:type="dxa" w:w="1247"/>
-            <w:shd w:val="clear" w:color="auto" w:fill="FFFFFF"/>
-            <w:tcBorders>
-              <w:top w:val="single" w:sz="4" w:space="0" w:color="000000"/>
-              <w:left w:val="single" w:sz="4" w:space="0" w:color="000000"/>
-              <w:bottom w:val="single" w:sz="4" w:space="0" w:color="000000"/>
-              <w:right w:val="single" w:sz="4" w:space="0" w:color="000000"/>
-            </w:tcBorders>
-            <w:vAlign w:val="center"/>
-          </w:tcPr>
-          <w:p>
-            <w:pPr>
-              <w:spacing w:before="40" w:after="40"/>
-              <w:jc w:val="left"/>
-            </w:pPr>
-            <w:r>
-              <w:rPr>
-                <w:rFonts w:ascii="Adani" w:hAnsi="Adani"/>
-                <w:b w:val="0"/>
-                <w:sz w:val="18"/>
-                <w:u w:val="none"/>
-              </w:rPr>
-              <w:t>05/12/2014</w:t>
-            </w:r>
-          </w:p>
-        </w:tc>
-      </w:tr>
-      <w:tr>
-        <w:tc>
-          <w:tcPr>
-            <w:tcW w:type="dxa" w:w="680"/>
-            <w:shd w:val="clear" w:color="auto" w:fill="FFFFFF"/>
-            <w:tcBorders>
-              <w:top w:val="single" w:sz="4" w:space="0" w:color="000000"/>
-              <w:left w:val="single" w:sz="4" w:space="0" w:color="000000"/>
-              <w:bottom w:val="single" w:sz="4" w:space="0" w:color="000000"/>
-              <w:right w:val="single" w:sz="4" w:space="0" w:color="000000"/>
-            </w:tcBorders>
-            <w:vAlign w:val="center"/>
-          </w:tcPr>
-          <w:p>
-            <w:pPr>
-              <w:spacing w:before="40" w:after="40"/>
-              <w:jc w:val="left"/>
-            </w:pPr>
-            <w:r>
-              <w:rPr>
-                <w:rFonts w:ascii="Adani" w:hAnsi="Adani"/>
-                <w:b w:val="0"/>
-                <w:sz w:val="18"/>
-                <w:u w:val="none"/>
-              </w:rPr>
-              <w:t>12</w:t>
-            </w:r>
-          </w:p>
-        </w:tc>
-        <w:tc>
-          <w:tcPr>
-            <w:tcW w:type="dxa" w:w="3969"/>
-            <w:shd w:val="clear" w:color="auto" w:fill="FFFFFF"/>
-            <w:tcBorders>
-              <w:top w:val="single" w:sz="4" w:space="0" w:color="000000"/>
-              <w:left w:val="single" w:sz="4" w:space="0" w:color="000000"/>
-              <w:bottom w:val="single" w:sz="4" w:space="0" w:color="000000"/>
-              <w:right w:val="single" w:sz="4" w:space="0" w:color="000000"/>
-            </w:tcBorders>
-            <w:vAlign w:val="center"/>
-          </w:tcPr>
-          <w:p>
-            <w:pPr>
-              <w:spacing w:before="40" w:after="40"/>
-              <w:jc w:val="left"/>
-            </w:pPr>
-            <w:r>
-              <w:rPr>
-                <w:rFonts w:ascii="Adani" w:hAnsi="Adani"/>
-                <w:b w:val="0"/>
-                <w:sz w:val="18"/>
-                <w:u w:val="none"/>
-              </w:rPr>
-              <w:t>SWARAJ ENGINES LIMITED</w:t>
-            </w:r>
-          </w:p>
-        </w:tc>
-        <w:tc>
-          <w:tcPr>
-            <w:tcW w:type="dxa" w:w="1814"/>
-            <w:shd w:val="clear" w:color="auto" w:fill="FFFFFF"/>
-            <w:tcBorders>
-              <w:top w:val="single" w:sz="4" w:space="0" w:color="000000"/>
-              <w:left w:val="single" w:sz="4" w:space="0" w:color="000000"/>
-              <w:bottom w:val="single" w:sz="4" w:space="0" w:color="000000"/>
-              <w:right w:val="single" w:sz="4" w:space="0" w:color="000000"/>
-            </w:tcBorders>
-            <w:vAlign w:val="center"/>
-          </w:tcPr>
-          <w:p>
-            <w:pPr>
-              <w:spacing w:before="40" w:after="40"/>
-              <w:jc w:val="left"/>
-            </w:pPr>
-            <w:r>
-              <w:rPr>
-                <w:rFonts w:ascii="Adani" w:hAnsi="Adani"/>
-                <w:b w:val="0"/>
-                <w:sz w:val="18"/>
-                <w:u w:val="none"/>
-              </w:rPr>
-              <w:t>Director</w:t>
-            </w:r>
-          </w:p>
-        </w:tc>
-        <w:tc>
-          <w:tcPr>
-            <w:tcW w:type="dxa" w:w="1020"/>
-            <w:shd w:val="clear" w:color="auto" w:fill="FFFFFF"/>
-            <w:tcBorders>
-              <w:top w:val="single" w:sz="4" w:space="0" w:color="000000"/>
-              <w:left w:val="single" w:sz="4" w:space="0" w:color="000000"/>
-              <w:bottom w:val="single" w:sz="4" w:space="0" w:color="000000"/>
-              <w:right w:val="single" w:sz="4" w:space="0" w:color="000000"/>
-            </w:tcBorders>
-            <w:vAlign w:val="center"/>
-          </w:tcPr>
-          <w:p>
-            <w:pPr>
-              <w:spacing w:before="40" w:after="40"/>
-              <w:jc w:val="left"/>
-            </w:pPr>
-            <w:r>
-              <w:rPr>
-                <w:rFonts w:ascii="Adani" w:hAnsi="Adani"/>
-                <w:b w:val="0"/>
-                <w:sz w:val="18"/>
-                <w:u w:val="none"/>
-              </w:rPr>
-              <w:t>NIL</w:t>
-            </w:r>
-          </w:p>
-        </w:tc>
-        <w:tc>
-          <w:tcPr>
-            <w:tcW w:type="dxa" w:w="1247"/>
-            <w:shd w:val="clear" w:color="auto" w:fill="FFFFFF"/>
-            <w:tcBorders>
-              <w:top w:val="single" w:sz="4" w:space="0" w:color="000000"/>
-              <w:left w:val="single" w:sz="4" w:space="0" w:color="000000"/>
-              <w:bottom w:val="single" w:sz="4" w:space="0" w:color="000000"/>
-              <w:right w:val="single" w:sz="4" w:space="0" w:color="000000"/>
-            </w:tcBorders>
-            <w:vAlign w:val="center"/>
-          </w:tcPr>
-          <w:p>
-            <w:pPr>
-              <w:spacing w:before="40" w:after="40"/>
-              <w:jc w:val="left"/>
-            </w:pPr>
-            <w:r>
-              <w:rPr>
-                <w:rFonts w:ascii="Adani" w:hAnsi="Adani"/>
-                <w:b w:val="0"/>
-                <w:sz w:val="18"/>
-                <w:u w:val="none"/>
-              </w:rPr>
-              <w:t>01/10/2014</w:t>
-            </w:r>
-          </w:p>
-        </w:tc>
-      </w:tr>
-      <w:tr>
-        <w:tc>
-          <w:tcPr>
-            <w:tcW w:type="dxa" w:w="680"/>
-            <w:shd w:val="clear" w:color="auto" w:fill="FFFFFF"/>
-            <w:tcBorders>
-              <w:top w:val="single" w:sz="4" w:space="0" w:color="000000"/>
-              <w:left w:val="single" w:sz="4" w:space="0" w:color="000000"/>
-              <w:bottom w:val="single" w:sz="4" w:space="0" w:color="000000"/>
-              <w:right w:val="single" w:sz="4" w:space="0" w:color="000000"/>
-            </w:tcBorders>
-            <w:vAlign w:val="center"/>
-          </w:tcPr>
-          <w:p>
-            <w:pPr>
-              <w:spacing w:before="40" w:after="40"/>
-              <w:jc w:val="left"/>
-            </w:pPr>
-            <w:r>
-              <w:rPr>
-                <w:rFonts w:ascii="Adani" w:hAnsi="Adani"/>
-                <w:b w:val="0"/>
-                <w:sz w:val="18"/>
-                <w:u w:val="none"/>
-              </w:rPr>
-              <w:t>13</w:t>
-            </w:r>
-          </w:p>
-        </w:tc>
-        <w:tc>
-          <w:tcPr>
-            <w:tcW w:type="dxa" w:w="3969"/>
-            <w:shd w:val="clear" w:color="auto" w:fill="FFFFFF"/>
-            <w:tcBorders>
-              <w:top w:val="single" w:sz="4" w:space="0" w:color="000000"/>
-              <w:left w:val="single" w:sz="4" w:space="0" w:color="000000"/>
-              <w:bottom w:val="single" w:sz="4" w:space="0" w:color="000000"/>
-              <w:right w:val="single" w:sz="4" w:space="0" w:color="000000"/>
-            </w:tcBorders>
-            <w:vAlign w:val="center"/>
-          </w:tcPr>
-          <w:p>
-            <w:pPr>
-              <w:spacing w:before="40" w:after="40"/>
-              <w:jc w:val="left"/>
-            </w:pPr>
-            <w:r>
-              <w:rPr>
-                <w:rFonts w:ascii="Adani" w:hAnsi="Adani"/>
-                <w:b w:val="0"/>
-                <w:sz w:val="18"/>
-                <w:u w:val="none"/>
-              </w:rPr>
-              <w:t>TRF  LIMITED</w:t>
-            </w:r>
-          </w:p>
-        </w:tc>
-        <w:tc>
-          <w:tcPr>
-            <w:tcW w:type="dxa" w:w="1814"/>
-            <w:shd w:val="clear" w:color="auto" w:fill="FFFFFF"/>
-            <w:tcBorders>
-              <w:top w:val="single" w:sz="4" w:space="0" w:color="000000"/>
-              <w:left w:val="single" w:sz="4" w:space="0" w:color="000000"/>
-              <w:bottom w:val="single" w:sz="4" w:space="0" w:color="000000"/>
-              <w:right w:val="single" w:sz="4" w:space="0" w:color="000000"/>
-            </w:tcBorders>
-            <w:vAlign w:val="center"/>
-          </w:tcPr>
-          <w:p>
-            <w:pPr>
-              <w:spacing w:before="40" w:after="40"/>
-              <w:jc w:val="left"/>
-            </w:pPr>
-            <w:r>
-              <w:rPr>
-                <w:rFonts w:ascii="Adani" w:hAnsi="Adani"/>
-                <w:b w:val="0"/>
-                <w:sz w:val="18"/>
-                <w:u w:val="none"/>
-              </w:rPr>
-              <w:t>Director</w:t>
-            </w:r>
-          </w:p>
-        </w:tc>
-        <w:tc>
-          <w:tcPr>
-            <w:tcW w:type="dxa" w:w="1020"/>
-            <w:shd w:val="clear" w:color="auto" w:fill="FFFFFF"/>
-            <w:tcBorders>
-              <w:top w:val="single" w:sz="4" w:space="0" w:color="000000"/>
-              <w:left w:val="single" w:sz="4" w:space="0" w:color="000000"/>
-              <w:bottom w:val="single" w:sz="4" w:space="0" w:color="000000"/>
-              <w:right w:val="single" w:sz="4" w:space="0" w:color="000000"/>
-            </w:tcBorders>
-            <w:vAlign w:val="center"/>
-          </w:tcPr>
-          <w:p>
-            <w:pPr>
-              <w:spacing w:before="40" w:after="40"/>
-              <w:jc w:val="left"/>
-            </w:pPr>
-            <w:r>
-              <w:rPr>
-                <w:rFonts w:ascii="Adani" w:hAnsi="Adani"/>
-                <w:b w:val="0"/>
-                <w:sz w:val="18"/>
-                <w:u w:val="none"/>
-              </w:rPr>
-              <w:t>NIL</w:t>
-            </w:r>
-          </w:p>
-        </w:tc>
-        <w:tc>
-          <w:tcPr>
-            <w:tcW w:type="dxa" w:w="1247"/>
-            <w:shd w:val="clear" w:color="auto" w:fill="FFFFFF"/>
-            <w:tcBorders>
-              <w:top w:val="single" w:sz="4" w:space="0" w:color="000000"/>
-              <w:left w:val="single" w:sz="4" w:space="0" w:color="000000"/>
-              <w:bottom w:val="single" w:sz="4" w:space="0" w:color="000000"/>
-              <w:right w:val="single" w:sz="4" w:space="0" w:color="000000"/>
-            </w:tcBorders>
-            <w:vAlign w:val="center"/>
-          </w:tcPr>
-          <w:p>
-            <w:pPr>
-              <w:spacing w:before="40" w:after="40"/>
-              <w:jc w:val="left"/>
-            </w:pPr>
-            <w:r>
-              <w:rPr>
-                <w:rFonts w:ascii="Adani" w:hAnsi="Adani"/>
-                <w:b w:val="0"/>
-                <w:sz w:val="18"/>
-                <w:u w:val="none"/>
-              </w:rPr>
-              <w:t>01/10/2014</w:t>
-            </w:r>
-          </w:p>
-        </w:tc>
-      </w:tr>
-      <w:tr>
-        <w:tc>
-          <w:tcPr>
-            <w:tcW w:type="dxa" w:w="680"/>
-            <w:shd w:val="clear" w:color="auto" w:fill="FFFFFF"/>
-            <w:tcBorders>
-              <w:top w:val="single" w:sz="4" w:space="0" w:color="000000"/>
-              <w:left w:val="single" w:sz="4" w:space="0" w:color="000000"/>
-              <w:bottom w:val="single" w:sz="4" w:space="0" w:color="000000"/>
-              <w:right w:val="single" w:sz="4" w:space="0" w:color="000000"/>
-            </w:tcBorders>
-            <w:vAlign w:val="center"/>
-          </w:tcPr>
-          <w:p>
-            <w:pPr>
-              <w:spacing w:before="40" w:after="40"/>
-              <w:jc w:val="left"/>
-            </w:pPr>
-            <w:r>
-              <w:rPr>
-                <w:rFonts w:ascii="Adani" w:hAnsi="Adani"/>
-                <w:b w:val="0"/>
-                <w:sz w:val="18"/>
-                <w:u w:val="none"/>
-              </w:rPr>
-              <w:t>14</w:t>
-            </w:r>
-          </w:p>
-        </w:tc>
-        <w:tc>
-          <w:tcPr>
-            <w:tcW w:type="dxa" w:w="3969"/>
-            <w:shd w:val="clear" w:color="auto" w:fill="FFFFFF"/>
-            <w:tcBorders>
-              <w:top w:val="single" w:sz="4" w:space="0" w:color="000000"/>
-              <w:left w:val="single" w:sz="4" w:space="0" w:color="000000"/>
-              <w:bottom w:val="single" w:sz="4" w:space="0" w:color="000000"/>
-              <w:right w:val="single" w:sz="4" w:space="0" w:color="000000"/>
-            </w:tcBorders>
-            <w:vAlign w:val="center"/>
-          </w:tcPr>
-          <w:p>
-            <w:pPr>
-              <w:spacing w:before="40" w:after="40"/>
-              <w:jc w:val="left"/>
-            </w:pPr>
-            <w:r>
-              <w:rPr>
-                <w:rFonts w:ascii="Adani" w:hAnsi="Adani"/>
-                <w:b w:val="0"/>
-                <w:sz w:val="18"/>
-                <w:u w:val="none"/>
-              </w:rPr>
-              <w:t>CARE INDIA SOLUTIONS FOR SUSTAINABLE DEVELOPMENT</w:t>
-            </w:r>
-          </w:p>
-        </w:tc>
-        <w:tc>
-          <w:tcPr>
-            <w:tcW w:type="dxa" w:w="1814"/>
-            <w:shd w:val="clear" w:color="auto" w:fill="FFFFFF"/>
-            <w:tcBorders>
-              <w:top w:val="single" w:sz="4" w:space="0" w:color="000000"/>
-              <w:left w:val="single" w:sz="4" w:space="0" w:color="000000"/>
-              <w:bottom w:val="single" w:sz="4" w:space="0" w:color="000000"/>
-              <w:right w:val="single" w:sz="4" w:space="0" w:color="000000"/>
-            </w:tcBorders>
-            <w:vAlign w:val="center"/>
-          </w:tcPr>
-          <w:p>
-            <w:pPr>
-              <w:spacing w:before="40" w:after="40"/>
-              <w:jc w:val="left"/>
-            </w:pPr>
-            <w:r>
-              <w:rPr>
-                <w:rFonts w:ascii="Adani" w:hAnsi="Adani"/>
-                <w:b w:val="0"/>
-                <w:sz w:val="18"/>
-                <w:u w:val="none"/>
-              </w:rPr>
-              <w:t>Director</w:t>
-            </w:r>
-          </w:p>
-        </w:tc>
-        <w:tc>
-          <w:tcPr>
-            <w:tcW w:type="dxa" w:w="1020"/>
-            <w:shd w:val="clear" w:color="auto" w:fill="FFFFFF"/>
-            <w:tcBorders>
-              <w:top w:val="single" w:sz="4" w:space="0" w:color="000000"/>
-              <w:left w:val="single" w:sz="4" w:space="0" w:color="000000"/>
-              <w:bottom w:val="single" w:sz="4" w:space="0" w:color="000000"/>
-              <w:right w:val="single" w:sz="4" w:space="0" w:color="000000"/>
-            </w:tcBorders>
-            <w:vAlign w:val="center"/>
-          </w:tcPr>
-          <w:p>
-            <w:pPr>
-              <w:spacing w:before="40" w:after="40"/>
-              <w:jc w:val="left"/>
-            </w:pPr>
-            <w:r>
-              <w:rPr>
-                <w:rFonts w:ascii="Adani" w:hAnsi="Adani"/>
-                <w:b w:val="0"/>
-                <w:sz w:val="18"/>
-                <w:u w:val="none"/>
-              </w:rPr>
-              <w:t>NIL</w:t>
-            </w:r>
-          </w:p>
-        </w:tc>
-        <w:tc>
-          <w:tcPr>
-            <w:tcW w:type="dxa" w:w="1247"/>
-            <w:shd w:val="clear" w:color="auto" w:fill="FFFFFF"/>
-            <w:tcBorders>
-              <w:top w:val="single" w:sz="4" w:space="0" w:color="000000"/>
-              <w:left w:val="single" w:sz="4" w:space="0" w:color="000000"/>
-              <w:bottom w:val="single" w:sz="4" w:space="0" w:color="000000"/>
-              <w:right w:val="single" w:sz="4" w:space="0" w:color="000000"/>
-            </w:tcBorders>
-            <w:vAlign w:val="center"/>
-          </w:tcPr>
-          <w:p>
-            <w:pPr>
-              <w:spacing w:before="40" w:after="40"/>
-              <w:jc w:val="left"/>
-            </w:pPr>
-            <w:r>
-              <w:rPr>
-                <w:rFonts w:ascii="Adani" w:hAnsi="Adani"/>
-                <w:b w:val="0"/>
-                <w:sz w:val="18"/>
-                <w:u w:val="none"/>
-              </w:rPr>
-              <w:t>05/09/2014</w:t>
             </w:r>
           </w:p>
         </w:tc>
@@ -2755,7 +1566,7 @@
                 <w:sz w:val="18"/>
                 <w:u w:val="none"/>
               </w:rPr>
-              <w:t>Date:   07th May, 2026</w:t>
+              <w:t>Date:   15th May, 2026</w:t>
             </w:r>
           </w:p>
         </w:tc>
@@ -2971,7 +1782,7 @@
           <w:sz w:val="20"/>
           <w:u w:val="none"/>
         </w:rPr>
-        <w:t>NIL</w:t>
+        <w:t>H.U.F in which I am a Member: --</w:t>
       </w:r>
     </w:p>
     <w:p>
@@ -2999,7 +1810,7 @@
           <w:sz w:val="20"/>
           <w:u w:val="none"/>
         </w:rPr>
-        <w:t>NIL</w:t>
+        <w:t>Husband: Man Mohan Saggi</w:t>
       </w:r>
     </w:p>
     <w:p>
@@ -3021,174 +1832,441 @@
         <w:t>:</w:t>
       </w:r>
     </w:p>
-    <w:p>
-      <w:pPr>
-        <w:pStyle w:val="ListNumber"/>
-        <w:spacing w:before="0" w:after="40"/>
-        <w:ind w:left="720"/>
-      </w:pPr>
-      <w:r>
-        <w:rPr>
-          <w:rFonts w:ascii="Adani" w:hAnsi="Adani"/>
-          <w:b w:val="0"/>
-          <w:sz w:val="20"/>
-          <w:u w:val="none"/>
-        </w:rPr>
-        <w:t>Father</w:t>
-        <w:tab/>
-        <w:tab/>
-        <w:t>:</w:t>
-        <w:tab/>
-        <w:t>NIL</w:t>
-      </w:r>
-    </w:p>
-    <w:p>
-      <w:pPr>
-        <w:pStyle w:val="ListNumber"/>
-        <w:spacing w:before="0" w:after="40"/>
-        <w:ind w:left="720"/>
-      </w:pPr>
-      <w:r>
-        <w:rPr>
-          <w:rFonts w:ascii="Adani" w:hAnsi="Adani"/>
-          <w:b w:val="0"/>
-          <w:sz w:val="20"/>
-          <w:u w:val="none"/>
-        </w:rPr>
-        <w:t>Mother</w:t>
-        <w:tab/>
-        <w:tab/>
-        <w:t>:</w:t>
-        <w:tab/>
-        <w:t>NIL</w:t>
-      </w:r>
-    </w:p>
-    <w:p>
-      <w:pPr>
-        <w:pStyle w:val="ListNumber"/>
-        <w:spacing w:before="0" w:after="40"/>
-        <w:ind w:left="720"/>
-      </w:pPr>
-      <w:r>
-        <w:rPr>
-          <w:rFonts w:ascii="Adani" w:hAnsi="Adani"/>
-          <w:b w:val="0"/>
-          <w:sz w:val="20"/>
-          <w:u w:val="none"/>
-        </w:rPr>
-        <w:t>Son</w:t>
-        <w:tab/>
-        <w:tab/>
-        <w:t>:</w:t>
-        <w:tab/>
-        <w:t>NIL</w:t>
-      </w:r>
-    </w:p>
-    <w:p>
-      <w:pPr>
-        <w:pStyle w:val="ListNumber"/>
-        <w:spacing w:before="0" w:after="40"/>
-        <w:ind w:left="720"/>
-      </w:pPr>
-      <w:r>
-        <w:rPr>
-          <w:rFonts w:ascii="Adani" w:hAnsi="Adani"/>
-          <w:b w:val="0"/>
-          <w:sz w:val="20"/>
-          <w:u w:val="none"/>
-        </w:rPr>
-        <w:t>Son's Wife</w:t>
-        <w:tab/>
-        <w:tab/>
-        <w:t>:</w:t>
-        <w:tab/>
-        <w:t>NIL</w:t>
-      </w:r>
-    </w:p>
-    <w:p>
-      <w:pPr>
-        <w:pStyle w:val="ListNumber"/>
-        <w:spacing w:before="0" w:after="40"/>
-        <w:ind w:left="720"/>
-      </w:pPr>
-      <w:r>
-        <w:rPr>
-          <w:rFonts w:ascii="Adani" w:hAnsi="Adani"/>
-          <w:b w:val="0"/>
-          <w:sz w:val="20"/>
-          <w:u w:val="none"/>
-        </w:rPr>
-        <w:t>Daughter</w:t>
-        <w:tab/>
-        <w:tab/>
-        <w:t>:</w:t>
-        <w:tab/>
-        <w:t>NIL</w:t>
-      </w:r>
-    </w:p>
-    <w:p>
-      <w:pPr>
-        <w:pStyle w:val="ListNumber"/>
-        <w:spacing w:before="0" w:after="40"/>
-        <w:ind w:left="720"/>
-      </w:pPr>
-      <w:r>
-        <w:rPr>
-          <w:rFonts w:ascii="Adani" w:hAnsi="Adani"/>
-          <w:b w:val="0"/>
-          <w:sz w:val="20"/>
-          <w:u w:val="none"/>
-        </w:rPr>
-        <w:t>Daughter's Husband</w:t>
-        <w:tab/>
-        <w:tab/>
-        <w:t>:</w:t>
-        <w:tab/>
-        <w:t>NIL</w:t>
-      </w:r>
-    </w:p>
-    <w:p>
-      <w:pPr>
-        <w:pStyle w:val="ListNumber"/>
-        <w:spacing w:before="0" w:after="40"/>
-        <w:ind w:left="720"/>
-      </w:pPr>
-      <w:r>
-        <w:rPr>
-          <w:rFonts w:ascii="Adani" w:hAnsi="Adani"/>
-          <w:b w:val="0"/>
-          <w:sz w:val="20"/>
-          <w:u w:val="none"/>
-        </w:rPr>
-        <w:t>Brother</w:t>
-        <w:tab/>
-        <w:tab/>
-        <w:t>:</w:t>
-        <w:tab/>
-        <w:t>NIL</w:t>
-      </w:r>
-    </w:p>
-    <w:p>
-      <w:pPr>
-        <w:pStyle w:val="ListNumber"/>
-        <w:spacing w:before="0" w:after="40"/>
-        <w:ind w:left="720"/>
-      </w:pPr>
-      <w:r>
-        <w:rPr>
-          <w:rFonts w:ascii="Adani" w:hAnsi="Adani"/>
-          <w:b w:val="0"/>
-          <w:sz w:val="20"/>
-          <w:u w:val="none"/>
-        </w:rPr>
-        <w:t>Sister</w:t>
-        <w:tab/>
-        <w:tab/>
-        <w:t>:</w:t>
-        <w:tab/>
-        <w:t>NIL</w:t>
-      </w:r>
-    </w:p>
+    <w:tbl>
+      <w:tblPr>
+        <w:tblW w:type="auto" w:w="0"/>
+        <w:jc w:val="left"/>
+        <w:tblLook w:firstColumn="1" w:firstRow="1" w:lastColumn="0" w:lastRow="0" w:noHBand="0" w:noVBand="1" w:val="04A0"/>
+      </w:tblPr>
+      <w:tblGrid>
+        <w:gridCol w:w="4536"/>
+        <w:gridCol w:w="4536"/>
+      </w:tblGrid>
+      <w:tr>
+        <w:tc>
+          <w:tcPr>
+            <w:tcW w:type="dxa" w:w="4536"/>
+            <w:tcBorders>
+              <w:top w:val="none"/>
+              <w:bottom w:val="none"/>
+              <w:left w:val="none"/>
+              <w:right w:val="none"/>
+            </w:tcBorders>
+          </w:tcPr>
+          <w:p>
+            <w:pPr>
+              <w:ind w:left="720"/>
+            </w:pPr>
+            <w:r>
+              <w:rPr>
+                <w:rFonts w:ascii="Adani" w:hAnsi="Adani"/>
+                <w:b w:val="0"/>
+                <w:sz w:val="20"/>
+                <w:u w:val="none"/>
+              </w:rPr>
+              <w:t>1.</w:t>
+              <w:tab/>
+              <w:t>Father</w:t>
+              <w:tab/>
+              <w:t>:</w:t>
+            </w:r>
+          </w:p>
+        </w:tc>
+        <w:tc>
+          <w:tcPr>
+            <w:tcW w:type="dxa" w:w="4536"/>
+            <w:tcBorders>
+              <w:top w:val="none"/>
+              <w:bottom w:val="none"/>
+              <w:left w:val="none"/>
+              <w:right w:val="none"/>
+            </w:tcBorders>
+          </w:tcPr>
+          <w:p>
+            <w:r>
+              <w:rPr>
+                <w:rFonts w:ascii="Adani" w:hAnsi="Adani"/>
+                <w:b w:val="0"/>
+                <w:sz w:val="20"/>
+                <w:u w:val="none"/>
+              </w:rPr>
+              <w:t>Om Prakash Bhatia</w:t>
+            </w:r>
+          </w:p>
+        </w:tc>
+      </w:tr>
+      <w:tr>
+        <w:tc>
+          <w:tcPr>
+            <w:tcW w:type="dxa" w:w="4536"/>
+            <w:tcBorders>
+              <w:top w:val="none"/>
+              <w:bottom w:val="none"/>
+              <w:left w:val="none"/>
+              <w:right w:val="none"/>
+            </w:tcBorders>
+          </w:tcPr>
+          <w:p>
+            <w:pPr>
+              <w:ind w:left="720"/>
+            </w:pPr>
+            <w:r>
+              <w:rPr>
+                <w:rFonts w:ascii="Adani" w:hAnsi="Adani"/>
+                <w:b w:val="0"/>
+                <w:sz w:val="20"/>
+                <w:u w:val="none"/>
+              </w:rPr>
+              <w:t>2.</w:t>
+              <w:tab/>
+              <w:t>Mother</w:t>
+              <w:tab/>
+              <w:t>:</w:t>
+            </w:r>
+          </w:p>
+        </w:tc>
+        <w:tc>
+          <w:tcPr>
+            <w:tcW w:type="dxa" w:w="4536"/>
+            <w:tcBorders>
+              <w:top w:val="none"/>
+              <w:bottom w:val="none"/>
+              <w:left w:val="none"/>
+              <w:right w:val="none"/>
+            </w:tcBorders>
+          </w:tcPr>
+          <w:p>
+            <w:r>
+              <w:rPr>
+                <w:rFonts w:ascii="Adani" w:hAnsi="Adani"/>
+                <w:b w:val="0"/>
+                <w:sz w:val="20"/>
+                <w:u w:val="none"/>
+              </w:rPr>
+              <w:t>NIL</w:t>
+            </w:r>
+          </w:p>
+        </w:tc>
+      </w:tr>
+      <w:tr>
+        <w:tc>
+          <w:tcPr>
+            <w:tcW w:type="dxa" w:w="4536"/>
+            <w:tcBorders>
+              <w:top w:val="none"/>
+              <w:bottom w:val="none"/>
+              <w:left w:val="none"/>
+              <w:right w:val="none"/>
+            </w:tcBorders>
+          </w:tcPr>
+          <w:p>
+            <w:pPr>
+              <w:ind w:left="720"/>
+            </w:pPr>
+            <w:r>
+              <w:rPr>
+                <w:rFonts w:ascii="Adani" w:hAnsi="Adani"/>
+                <w:b w:val="0"/>
+                <w:sz w:val="20"/>
+                <w:u w:val="none"/>
+              </w:rPr>
+              <w:t>3.</w:t>
+              <w:tab/>
+              <w:t>Son</w:t>
+              <w:tab/>
+              <w:t>:</w:t>
+            </w:r>
+          </w:p>
+        </w:tc>
+        <w:tc>
+          <w:tcPr>
+            <w:tcW w:type="dxa" w:w="4536"/>
+            <w:tcBorders>
+              <w:top w:val="none"/>
+              <w:bottom w:val="none"/>
+              <w:left w:val="none"/>
+              <w:right w:val="none"/>
+            </w:tcBorders>
+          </w:tcPr>
+          <w:p>
+            <w:r>
+              <w:rPr>
+                <w:rFonts w:ascii="Adani" w:hAnsi="Adani"/>
+                <w:b w:val="0"/>
+                <w:sz w:val="20"/>
+                <w:u w:val="none"/>
+              </w:rPr>
+              <w:t>NIL</w:t>
+            </w:r>
+          </w:p>
+        </w:tc>
+      </w:tr>
+      <w:tr>
+        <w:tc>
+          <w:tcPr>
+            <w:tcW w:type="dxa" w:w="4536"/>
+            <w:tcBorders>
+              <w:top w:val="none"/>
+              <w:bottom w:val="none"/>
+              <w:left w:val="none"/>
+              <w:right w:val="none"/>
+            </w:tcBorders>
+          </w:tcPr>
+          <w:p>
+            <w:pPr>
+              <w:ind w:left="720"/>
+            </w:pPr>
+            <w:r>
+              <w:rPr>
+                <w:rFonts w:ascii="Adani" w:hAnsi="Adani"/>
+                <w:b w:val="0"/>
+                <w:sz w:val="20"/>
+                <w:u w:val="none"/>
+              </w:rPr>
+              <w:t>4.</w:t>
+              <w:tab/>
+              <w:t>Son's Wife</w:t>
+              <w:tab/>
+              <w:t>:</w:t>
+            </w:r>
+          </w:p>
+        </w:tc>
+        <w:tc>
+          <w:tcPr>
+            <w:tcW w:type="dxa" w:w="4536"/>
+            <w:tcBorders>
+              <w:top w:val="none"/>
+              <w:bottom w:val="none"/>
+              <w:left w:val="none"/>
+              <w:right w:val="none"/>
+            </w:tcBorders>
+          </w:tcPr>
+          <w:p>
+            <w:r>
+              <w:rPr>
+                <w:rFonts w:ascii="Adani" w:hAnsi="Adani"/>
+                <w:b w:val="0"/>
+                <w:sz w:val="20"/>
+                <w:u w:val="none"/>
+              </w:rPr>
+              <w:t>NIL</w:t>
+            </w:r>
+          </w:p>
+        </w:tc>
+      </w:tr>
+      <w:tr>
+        <w:tc>
+          <w:tcPr>
+            <w:tcW w:type="dxa" w:w="4536"/>
+            <w:tcBorders>
+              <w:top w:val="none"/>
+              <w:bottom w:val="none"/>
+              <w:left w:val="none"/>
+              <w:right w:val="none"/>
+            </w:tcBorders>
+          </w:tcPr>
+          <w:p>
+            <w:pPr>
+              <w:ind w:left="720"/>
+            </w:pPr>
+            <w:r>
+              <w:rPr>
+                <w:rFonts w:ascii="Adani" w:hAnsi="Adani"/>
+                <w:b w:val="0"/>
+                <w:sz w:val="20"/>
+                <w:u w:val="none"/>
+              </w:rPr>
+              <w:t>5.</w:t>
+              <w:tab/>
+              <w:t>Daughter</w:t>
+              <w:tab/>
+              <w:t>:</w:t>
+            </w:r>
+          </w:p>
+        </w:tc>
+        <w:tc>
+          <w:tcPr>
+            <w:tcW w:type="dxa" w:w="4536"/>
+            <w:tcBorders>
+              <w:top w:val="none"/>
+              <w:bottom w:val="none"/>
+              <w:left w:val="none"/>
+              <w:right w:val="none"/>
+            </w:tcBorders>
+          </w:tcPr>
+          <w:p>
+            <w:r>
+              <w:rPr>
+                <w:rFonts w:ascii="Adani" w:hAnsi="Adani"/>
+                <w:b w:val="0"/>
+                <w:sz w:val="20"/>
+                <w:u w:val="none"/>
+              </w:rPr>
+              <w:t>NIL</w:t>
+            </w:r>
+          </w:p>
+        </w:tc>
+      </w:tr>
+      <w:tr>
+        <w:tc>
+          <w:tcPr>
+            <w:tcW w:type="dxa" w:w="4536"/>
+            <w:tcBorders>
+              <w:top w:val="none"/>
+              <w:bottom w:val="none"/>
+              <w:left w:val="none"/>
+              <w:right w:val="none"/>
+            </w:tcBorders>
+          </w:tcPr>
+          <w:p>
+            <w:pPr>
+              <w:ind w:left="720"/>
+            </w:pPr>
+            <w:r>
+              <w:rPr>
+                <w:rFonts w:ascii="Adani" w:hAnsi="Adani"/>
+                <w:b w:val="0"/>
+                <w:sz w:val="20"/>
+                <w:u w:val="none"/>
+              </w:rPr>
+              <w:t>6.</w:t>
+              <w:tab/>
+              <w:t>Daughter's Husband</w:t>
+              <w:tab/>
+              <w:t>:</w:t>
+            </w:r>
+          </w:p>
+        </w:tc>
+        <w:tc>
+          <w:tcPr>
+            <w:tcW w:type="dxa" w:w="4536"/>
+            <w:tcBorders>
+              <w:top w:val="none"/>
+              <w:bottom w:val="none"/>
+              <w:left w:val="none"/>
+              <w:right w:val="none"/>
+            </w:tcBorders>
+          </w:tcPr>
+          <w:p>
+            <w:r>
+              <w:rPr>
+                <w:rFonts w:ascii="Adani" w:hAnsi="Adani"/>
+                <w:b w:val="0"/>
+                <w:sz w:val="20"/>
+                <w:u w:val="none"/>
+              </w:rPr>
+              <w:t>NIL</w:t>
+            </w:r>
+          </w:p>
+        </w:tc>
+      </w:tr>
+      <w:tr>
+        <w:tc>
+          <w:tcPr>
+            <w:tcW w:type="dxa" w:w="4536"/>
+            <w:tcBorders>
+              <w:top w:val="none"/>
+              <w:bottom w:val="none"/>
+              <w:left w:val="none"/>
+              <w:right w:val="none"/>
+            </w:tcBorders>
+          </w:tcPr>
+          <w:p>
+            <w:pPr>
+              <w:ind w:left="720"/>
+            </w:pPr>
+            <w:r>
+              <w:rPr>
+                <w:rFonts w:ascii="Adani" w:hAnsi="Adani"/>
+                <w:b w:val="0"/>
+                <w:sz w:val="20"/>
+                <w:u w:val="none"/>
+              </w:rPr>
+              <w:t>7.</w:t>
+              <w:tab/>
+              <w:t>Brother</w:t>
+              <w:tab/>
+              <w:t>:</w:t>
+            </w:r>
+          </w:p>
+        </w:tc>
+        <w:tc>
+          <w:tcPr>
+            <w:tcW w:type="dxa" w:w="4536"/>
+            <w:tcBorders>
+              <w:top w:val="none"/>
+              <w:bottom w:val="none"/>
+              <w:left w:val="none"/>
+              <w:right w:val="none"/>
+            </w:tcBorders>
+          </w:tcPr>
+          <w:p>
+            <w:r>
+              <w:rPr>
+                <w:rFonts w:ascii="Adani" w:hAnsi="Adani"/>
+                <w:b w:val="0"/>
+                <w:sz w:val="20"/>
+                <w:u w:val="none"/>
+              </w:rPr>
+              <w:t>NIL</w:t>
+            </w:r>
+          </w:p>
+        </w:tc>
+      </w:tr>
+      <w:tr>
+        <w:tc>
+          <w:tcPr>
+            <w:tcW w:type="dxa" w:w="4536"/>
+            <w:tcBorders>
+              <w:top w:val="none"/>
+              <w:bottom w:val="none"/>
+              <w:left w:val="none"/>
+              <w:right w:val="none"/>
+            </w:tcBorders>
+          </w:tcPr>
+          <w:p>
+            <w:pPr>
+              <w:ind w:left="720"/>
+            </w:pPr>
+            <w:r>
+              <w:rPr>
+                <w:rFonts w:ascii="Adani" w:hAnsi="Adani"/>
+                <w:b w:val="0"/>
+                <w:sz w:val="20"/>
+                <w:u w:val="none"/>
+              </w:rPr>
+              <w:t>8.</w:t>
+              <w:tab/>
+              <w:t>Sister</w:t>
+              <w:tab/>
+              <w:t>:</w:t>
+            </w:r>
+          </w:p>
+        </w:tc>
+        <w:tc>
+          <w:tcPr>
+            <w:tcW w:type="dxa" w:w="4536"/>
+            <w:tcBorders>
+              <w:top w:val="none"/>
+              <w:bottom w:val="none"/>
+              <w:left w:val="none"/>
+              <w:right w:val="none"/>
+            </w:tcBorders>
+          </w:tcPr>
+          <w:p>
+            <w:r>
+              <w:rPr>
+                <w:rFonts w:ascii="Adani" w:hAnsi="Adani"/>
+                <w:b w:val="0"/>
+                <w:sz w:val="20"/>
+                <w:u w:val="none"/>
+              </w:rPr>
+              <w:t>NIL</w:t>
+            </w:r>
+          </w:p>
+        </w:tc>
+      </w:tr>
+    </w:tbl>
     <w:p/>
     <w:p>
       <w:pPr>
@@ -3525,7 +2603,7 @@
                 <w:sz w:val="18"/>
                 <w:u w:val="none"/>
               </w:rPr>
-              <w:t>Date:   07th May, 2026</w:t>
+              <w:t>Date:   15th May, 2026</w:t>
             </w:r>
           </w:p>
         </w:tc>
@@ -3686,7 +2764,7 @@
           <w:sz w:val="20"/>
           <w:u w:val="none"/>
         </w:rPr>
-        <w:t>07th May, 2026</w:t>
+        <w:t>15th May, 2026</w:t>
       </w:r>
     </w:p>
     <w:p>
@@ -3747,21 +2825,6 @@
           <w:u w:val="none"/>
         </w:rPr>
         <w:t>ADANI GREEN ENERGY LIMITED</w:t>
-      </w:r>
-    </w:p>
-    <w:p>
-      <w:pPr>
-        <w:spacing w:before="0" w:after="20"/>
-        <w:jc w:val="left"/>
-      </w:pPr>
-      <w:r>
-        <w:rPr>
-          <w:rFonts w:ascii="Adani" w:hAnsi="Adani"/>
-          <w:b/>
-          <w:sz w:val="20"/>
-          <w:u w:val="none"/>
-        </w:rPr>
-        <w:t>EVERENVIRO RESOURCE MANAGEMENT PRIVATE LIMITED</w:t>
       </w:r>
     </w:p>
     <w:p>
@@ -3837,96 +2900,6 @@
           <w:u w:val="none"/>
         </w:rPr>
         <w:t>GE VERNOVA T&amp;D INDIA LIMITED</w:t>
-      </w:r>
-    </w:p>
-    <w:p>
-      <w:pPr>
-        <w:spacing w:before="0" w:after="20"/>
-        <w:jc w:val="left"/>
-      </w:pPr>
-      <w:r>
-        <w:rPr>
-          <w:rFonts w:ascii="Adani" w:hAnsi="Adani"/>
-          <w:b/>
-          <w:sz w:val="20"/>
-          <w:u w:val="none"/>
-        </w:rPr>
-        <w:t>GE POWER INDIA LIMITED</w:t>
-      </w:r>
-    </w:p>
-    <w:p>
-      <w:pPr>
-        <w:spacing w:before="0" w:after="20"/>
-        <w:jc w:val="left"/>
-      </w:pPr>
-      <w:r>
-        <w:rPr>
-          <w:rFonts w:ascii="Adani" w:hAnsi="Adani"/>
-          <w:b/>
-          <w:sz w:val="20"/>
-          <w:u w:val="none"/>
-        </w:rPr>
-        <w:t>TATA REALTY AND INFRASTRUCTURE  LIMITED</w:t>
-      </w:r>
-    </w:p>
-    <w:p>
-      <w:pPr>
-        <w:spacing w:before="0" w:after="20"/>
-        <w:jc w:val="left"/>
-      </w:pPr>
-      <w:r>
-        <w:rPr>
-          <w:rFonts w:ascii="Adani" w:hAnsi="Adani"/>
-          <w:b/>
-          <w:sz w:val="20"/>
-          <w:u w:val="none"/>
-        </w:rPr>
-        <w:t>TATA PROJECTS LIMITED</w:t>
-      </w:r>
-    </w:p>
-    <w:p>
-      <w:pPr>
-        <w:spacing w:before="0" w:after="20"/>
-        <w:jc w:val="left"/>
-      </w:pPr>
-      <w:r>
-        <w:rPr>
-          <w:rFonts w:ascii="Adani" w:hAnsi="Adani"/>
-          <w:b/>
-          <w:sz w:val="20"/>
-          <w:u w:val="none"/>
-        </w:rPr>
-        <w:t>SWARAJ ENGINES LIMITED</w:t>
-      </w:r>
-    </w:p>
-    <w:p>
-      <w:pPr>
-        <w:spacing w:before="0" w:after="20"/>
-        <w:jc w:val="left"/>
-      </w:pPr>
-      <w:r>
-        <w:rPr>
-          <w:rFonts w:ascii="Adani" w:hAnsi="Adani"/>
-          <w:b/>
-          <w:sz w:val="20"/>
-          <w:u w:val="none"/>
-        </w:rPr>
-        <w:t>TRF  LIMITED</w:t>
-      </w:r>
-    </w:p>
-    <w:p>
-      <w:pPr>
-        <w:spacing w:before="0" w:after="20"/>
-        <w:jc w:val="left"/>
-      </w:pPr>
-      <w:r>
-        <w:rPr>
-          <w:rFonts w:ascii="Adani" w:hAnsi="Adani"/>
-          <w:b/>
-          <w:sz w:val="20"/>
-          <w:u w:val="none"/>
-        </w:rPr>
-        <w:t>CARE INDIA SOLUTIONS FOR SUSTAINABLE DEVELOPMENT</w:t>
       </w:r>
     </w:p>
     <w:p/>
@@ -4050,96 +3023,6 @@
         <w:t>GE VERNOVA T&amp;D INDIA LIMITED</w:t>
       </w:r>
     </w:p>
-    <w:p>
-      <w:pPr>
-        <w:spacing w:before="0" w:after="20"/>
-        <w:jc w:val="left"/>
-      </w:pPr>
-      <w:r>
-        <w:rPr>
-          <w:rFonts w:ascii="Adani" w:hAnsi="Adani"/>
-          <w:b w:val="0"/>
-          <w:sz w:val="20"/>
-          <w:u w:val="none"/>
-        </w:rPr>
-        <w:t>GE POWER INDIA LIMITED</w:t>
-      </w:r>
-    </w:p>
-    <w:p>
-      <w:pPr>
-        <w:spacing w:before="0" w:after="20"/>
-        <w:jc w:val="left"/>
-      </w:pPr>
-      <w:r>
-        <w:rPr>
-          <w:rFonts w:ascii="Adani" w:hAnsi="Adani"/>
-          <w:b w:val="0"/>
-          <w:sz w:val="20"/>
-          <w:u w:val="none"/>
-        </w:rPr>
-        <w:t>TATA REALTY AND INFRASTRUCTURE  LIMITED</w:t>
-      </w:r>
-    </w:p>
-    <w:p>
-      <w:pPr>
-        <w:spacing w:before="0" w:after="20"/>
-        <w:jc w:val="left"/>
-      </w:pPr>
-      <w:r>
-        <w:rPr>
-          <w:rFonts w:ascii="Adani" w:hAnsi="Adani"/>
-          <w:b w:val="0"/>
-          <w:sz w:val="20"/>
-          <w:u w:val="none"/>
-        </w:rPr>
-        <w:t>TATA PROJECTS LIMITED</w:t>
-      </w:r>
-    </w:p>
-    <w:p>
-      <w:pPr>
-        <w:spacing w:before="0" w:after="20"/>
-        <w:jc w:val="left"/>
-      </w:pPr>
-      <w:r>
-        <w:rPr>
-          <w:rFonts w:ascii="Adani" w:hAnsi="Adani"/>
-          <w:b w:val="0"/>
-          <w:sz w:val="20"/>
-          <w:u w:val="none"/>
-        </w:rPr>
-        <w:t>SWARAJ ENGINES LIMITED</w:t>
-      </w:r>
-    </w:p>
-    <w:p>
-      <w:pPr>
-        <w:spacing w:before="0" w:after="20"/>
-        <w:jc w:val="left"/>
-      </w:pPr>
-      <w:r>
-        <w:rPr>
-          <w:rFonts w:ascii="Adani" w:hAnsi="Adani"/>
-          <w:b w:val="0"/>
-          <w:sz w:val="20"/>
-          <w:u w:val="none"/>
-        </w:rPr>
-        <w:t>TRF  LIMITED</w:t>
-      </w:r>
-    </w:p>
-    <w:p>
-      <w:pPr>
-        <w:spacing w:before="0" w:after="20"/>
-        <w:jc w:val="left"/>
-      </w:pPr>
-      <w:r>
-        <w:rPr>
-          <w:rFonts w:ascii="Adani" w:hAnsi="Adani"/>
-          <w:b w:val="0"/>
-          <w:sz w:val="20"/>
-          <w:u w:val="none"/>
-        </w:rPr>
-        <w:t>CARE INDIA SOLUTIONS FOR SUSTAINABLE DEVELOPMENT</w:t>
-      </w:r>
-    </w:p>
     <w:p/>
     <w:p>
       <w:pPr>
@@ -4188,21 +3071,6 @@
           <w:u w:val="none"/>
         </w:rPr>
         <w:t>(C) Private Limited Companies which are not subsidiary(ies) of Public Companies:</w:t>
-      </w:r>
-    </w:p>
-    <w:p>
-      <w:pPr>
-        <w:spacing w:before="0" w:after="20"/>
-        <w:jc w:val="left"/>
-      </w:pPr>
-      <w:r>
-        <w:rPr>
-          <w:rFonts w:ascii="Adani" w:hAnsi="Adani"/>
-          <w:b w:val="0"/>
-          <w:sz w:val="20"/>
-          <w:u w:val="none"/>
-        </w:rPr>
-        <w:t>EVERENVIRO RESOURCE MANAGEMENT PRIVATE LIMITED</w:t>
       </w:r>
     </w:p>
     <w:p>
@@ -4990,7 +3858,7 @@
                 <w:sz w:val="18"/>
                 <w:u w:val="none"/>
               </w:rPr>
-              <w:t>14</w:t>
+              <w:t>7</w:t>
             </w:r>
           </w:p>
         </w:tc>
@@ -5362,120 +4230,6 @@
                 <w:u w:val="none"/>
               </w:rPr>
               <w:t>05/12/2023</w:t>
-            </w:r>
-          </w:p>
-        </w:tc>
-      </w:tr>
-      <w:tr>
-        <w:tc>
-          <w:tcPr>
-            <w:tcW w:type="dxa" w:w="2268"/>
-            <w:shd w:val="clear" w:color="auto" w:fill="FFFFFF"/>
-            <w:tcBorders>
-              <w:top w:val="single" w:sz="4" w:space="0" w:color="000000"/>
-              <w:left w:val="single" w:sz="4" w:space="0" w:color="000000"/>
-              <w:bottom w:val="single" w:sz="4" w:space="0" w:color="000000"/>
-              <w:right w:val="single" w:sz="4" w:space="0" w:color="000000"/>
-            </w:tcBorders>
-            <w:vAlign w:val="center"/>
-          </w:tcPr>
-          <w:p>
-            <w:pPr>
-              <w:spacing w:before="40" w:after="40"/>
-              <w:jc w:val="left"/>
-            </w:pPr>
-            <w:r>
-              <w:rPr>
-                <w:rFonts w:ascii="Adani" w:hAnsi="Adani"/>
-                <w:b w:val="0"/>
-                <w:sz w:val="18"/>
-                <w:u w:val="none"/>
-              </w:rPr>
-              <w:t>U37100MH2019PTC330211</w:t>
-            </w:r>
-          </w:p>
-        </w:tc>
-        <w:tc>
-          <w:tcPr>
-            <w:tcW w:type="dxa" w:w="4252"/>
-            <w:shd w:val="clear" w:color="auto" w:fill="FFFFFF"/>
-            <w:tcBorders>
-              <w:top w:val="single" w:sz="4" w:space="0" w:color="000000"/>
-              <w:left w:val="single" w:sz="4" w:space="0" w:color="000000"/>
-              <w:bottom w:val="single" w:sz="4" w:space="0" w:color="000000"/>
-              <w:right w:val="single" w:sz="4" w:space="0" w:color="000000"/>
-            </w:tcBorders>
-            <w:vAlign w:val="center"/>
-          </w:tcPr>
-          <w:p>
-            <w:pPr>
-              <w:spacing w:before="40" w:after="40"/>
-              <w:jc w:val="left"/>
-            </w:pPr>
-            <w:r>
-              <w:rPr>
-                <w:rFonts w:ascii="Adani" w:hAnsi="Adani"/>
-                <w:b w:val="0"/>
-                <w:sz w:val="18"/>
-                <w:u w:val="none"/>
-              </w:rPr>
-              <w:t>EVERENVIRO RESOURCE MANAGEMENT PRIVATE LIMITED</w:t>
-            </w:r>
-          </w:p>
-        </w:tc>
-        <w:tc>
-          <w:tcPr>
-            <w:tcW w:type="dxa" w:w="1587"/>
-            <w:shd w:val="clear" w:color="auto" w:fill="FFFFFF"/>
-            <w:tcBorders>
-              <w:top w:val="single" w:sz="4" w:space="0" w:color="000000"/>
-              <w:left w:val="single" w:sz="4" w:space="0" w:color="000000"/>
-              <w:bottom w:val="single" w:sz="4" w:space="0" w:color="000000"/>
-              <w:right w:val="single" w:sz="4" w:space="0" w:color="000000"/>
-            </w:tcBorders>
-            <w:vAlign w:val="center"/>
-          </w:tcPr>
-          <w:p>
-            <w:pPr>
-              <w:spacing w:before="40" w:after="40"/>
-              <w:jc w:val="left"/>
-            </w:pPr>
-            <w:r>
-              <w:rPr>
-                <w:rFonts w:ascii="Adani" w:hAnsi="Adani"/>
-                <w:b w:val="0"/>
-                <w:sz w:val="18"/>
-                <w:u w:val="none"/>
-              </w:rPr>
-              <w:t>Director</w:t>
-            </w:r>
-          </w:p>
-        </w:tc>
-        <w:tc>
-          <w:tcPr>
-            <w:tcW w:type="dxa" w:w="1304"/>
-            <w:shd w:val="clear" w:color="auto" w:fill="FFFFFF"/>
-            <w:tcBorders>
-              <w:top w:val="single" w:sz="4" w:space="0" w:color="000000"/>
-              <w:left w:val="single" w:sz="4" w:space="0" w:color="000000"/>
-              <w:bottom w:val="single" w:sz="4" w:space="0" w:color="000000"/>
-              <w:right w:val="single" w:sz="4" w:space="0" w:color="000000"/>
-            </w:tcBorders>
-            <w:vAlign w:val="center"/>
-          </w:tcPr>
-          <w:p>
-            <w:pPr>
-              <w:spacing w:before="40" w:after="40"/>
-              <w:jc w:val="left"/>
-            </w:pPr>
-            <w:r>
-              <w:rPr>
-                <w:rFonts w:ascii="Adani" w:hAnsi="Adani"/>
-                <w:b w:val="0"/>
-                <w:sz w:val="18"/>
-                <w:u w:val="none"/>
-              </w:rPr>
-              <w:t>06/09/2022</w:t>
             </w:r>
           </w:p>
         </w:tc>
@@ -6050,690 +4804,6 @@
           </w:p>
         </w:tc>
       </w:tr>
-      <w:tr>
-        <w:tc>
-          <w:tcPr>
-            <w:tcW w:type="dxa" w:w="2268"/>
-            <w:shd w:val="clear" w:color="auto" w:fill="FFFFFF"/>
-            <w:tcBorders>
-              <w:top w:val="single" w:sz="4" w:space="0" w:color="000000"/>
-              <w:left w:val="single" w:sz="4" w:space="0" w:color="000000"/>
-              <w:bottom w:val="single" w:sz="4" w:space="0" w:color="000000"/>
-              <w:right w:val="single" w:sz="4" w:space="0" w:color="000000"/>
-            </w:tcBorders>
-            <w:vAlign w:val="center"/>
-          </w:tcPr>
-          <w:p>
-            <w:pPr>
-              <w:spacing w:before="40" w:after="40"/>
-              <w:jc w:val="left"/>
-            </w:pPr>
-            <w:r>
-              <w:rPr>
-                <w:rFonts w:ascii="Adani" w:hAnsi="Adani"/>
-                <w:b w:val="0"/>
-                <w:sz w:val="18"/>
-                <w:u w:val="none"/>
-              </w:rPr>
-              <w:t>L74140MH1992PLC068379</w:t>
-            </w:r>
-          </w:p>
-        </w:tc>
-        <w:tc>
-          <w:tcPr>
-            <w:tcW w:type="dxa" w:w="4252"/>
-            <w:shd w:val="clear" w:color="auto" w:fill="FFFFFF"/>
-            <w:tcBorders>
-              <w:top w:val="single" w:sz="4" w:space="0" w:color="000000"/>
-              <w:left w:val="single" w:sz="4" w:space="0" w:color="000000"/>
-              <w:bottom w:val="single" w:sz="4" w:space="0" w:color="000000"/>
-              <w:right w:val="single" w:sz="4" w:space="0" w:color="000000"/>
-            </w:tcBorders>
-            <w:vAlign w:val="center"/>
-          </w:tcPr>
-          <w:p>
-            <w:pPr>
-              <w:spacing w:before="40" w:after="40"/>
-              <w:jc w:val="left"/>
-            </w:pPr>
-            <w:r>
-              <w:rPr>
-                <w:rFonts w:ascii="Adani" w:hAnsi="Adani"/>
-                <w:b w:val="0"/>
-                <w:sz w:val="18"/>
-                <w:u w:val="none"/>
-              </w:rPr>
-              <w:t>GE POWER INDIA LIMITED</w:t>
-            </w:r>
-          </w:p>
-        </w:tc>
-        <w:tc>
-          <w:tcPr>
-            <w:tcW w:type="dxa" w:w="1587"/>
-            <w:shd w:val="clear" w:color="auto" w:fill="FFFFFF"/>
-            <w:tcBorders>
-              <w:top w:val="single" w:sz="4" w:space="0" w:color="000000"/>
-              <w:left w:val="single" w:sz="4" w:space="0" w:color="000000"/>
-              <w:bottom w:val="single" w:sz="4" w:space="0" w:color="000000"/>
-              <w:right w:val="single" w:sz="4" w:space="0" w:color="000000"/>
-            </w:tcBorders>
-            <w:vAlign w:val="center"/>
-          </w:tcPr>
-          <w:p>
-            <w:pPr>
-              <w:spacing w:before="40" w:after="40"/>
-              <w:jc w:val="left"/>
-            </w:pPr>
-            <w:r>
-              <w:rPr>
-                <w:rFonts w:ascii="Adani" w:hAnsi="Adani"/>
-                <w:b w:val="0"/>
-                <w:sz w:val="18"/>
-                <w:u w:val="none"/>
-              </w:rPr>
-              <w:t>Director</w:t>
-            </w:r>
-          </w:p>
-        </w:tc>
-        <w:tc>
-          <w:tcPr>
-            <w:tcW w:type="dxa" w:w="1304"/>
-            <w:shd w:val="clear" w:color="auto" w:fill="FFFFFF"/>
-            <w:tcBorders>
-              <w:top w:val="single" w:sz="4" w:space="0" w:color="000000"/>
-              <w:left w:val="single" w:sz="4" w:space="0" w:color="000000"/>
-              <w:bottom w:val="single" w:sz="4" w:space="0" w:color="000000"/>
-              <w:right w:val="single" w:sz="4" w:space="0" w:color="000000"/>
-            </w:tcBorders>
-            <w:vAlign w:val="center"/>
-          </w:tcPr>
-          <w:p>
-            <w:pPr>
-              <w:spacing w:before="40" w:after="40"/>
-              <w:jc w:val="left"/>
-            </w:pPr>
-            <w:r>
-              <w:rPr>
-                <w:rFonts w:ascii="Adani" w:hAnsi="Adani"/>
-                <w:b w:val="0"/>
-                <w:sz w:val="18"/>
-                <w:u w:val="none"/>
-              </w:rPr>
-              <w:t>14/06/2016</w:t>
-            </w:r>
-          </w:p>
-        </w:tc>
-      </w:tr>
-      <w:tr>
-        <w:tc>
-          <w:tcPr>
-            <w:tcW w:type="dxa" w:w="2268"/>
-            <w:shd w:val="clear" w:color="auto" w:fill="FFFFFF"/>
-            <w:tcBorders>
-              <w:top w:val="single" w:sz="4" w:space="0" w:color="000000"/>
-              <w:left w:val="single" w:sz="4" w:space="0" w:color="000000"/>
-              <w:bottom w:val="single" w:sz="4" w:space="0" w:color="000000"/>
-              <w:right w:val="single" w:sz="4" w:space="0" w:color="000000"/>
-            </w:tcBorders>
-            <w:vAlign w:val="center"/>
-          </w:tcPr>
-          <w:p>
-            <w:pPr>
-              <w:spacing w:before="40" w:after="40"/>
-              <w:jc w:val="left"/>
-            </w:pPr>
-            <w:r>
-              <w:rPr>
-                <w:rFonts w:ascii="Adani" w:hAnsi="Adani"/>
-                <w:b w:val="0"/>
-                <w:sz w:val="18"/>
-                <w:u w:val="none"/>
-              </w:rPr>
-              <w:t>U70102MH2007PLC168300</w:t>
-            </w:r>
-          </w:p>
-        </w:tc>
-        <w:tc>
-          <w:tcPr>
-            <w:tcW w:type="dxa" w:w="4252"/>
-            <w:shd w:val="clear" w:color="auto" w:fill="FFFFFF"/>
-            <w:tcBorders>
-              <w:top w:val="single" w:sz="4" w:space="0" w:color="000000"/>
-              <w:left w:val="single" w:sz="4" w:space="0" w:color="000000"/>
-              <w:bottom w:val="single" w:sz="4" w:space="0" w:color="000000"/>
-              <w:right w:val="single" w:sz="4" w:space="0" w:color="000000"/>
-            </w:tcBorders>
-            <w:vAlign w:val="center"/>
-          </w:tcPr>
-          <w:p>
-            <w:pPr>
-              <w:spacing w:before="40" w:after="40"/>
-              <w:jc w:val="left"/>
-            </w:pPr>
-            <w:r>
-              <w:rPr>
-                <w:rFonts w:ascii="Adani" w:hAnsi="Adani"/>
-                <w:b w:val="0"/>
-                <w:sz w:val="18"/>
-                <w:u w:val="none"/>
-              </w:rPr>
-              <w:t>TATA REALTY AND INFRASTRUCTURE  LIMITED</w:t>
-            </w:r>
-          </w:p>
-        </w:tc>
-        <w:tc>
-          <w:tcPr>
-            <w:tcW w:type="dxa" w:w="1587"/>
-            <w:shd w:val="clear" w:color="auto" w:fill="FFFFFF"/>
-            <w:tcBorders>
-              <w:top w:val="single" w:sz="4" w:space="0" w:color="000000"/>
-              <w:left w:val="single" w:sz="4" w:space="0" w:color="000000"/>
-              <w:bottom w:val="single" w:sz="4" w:space="0" w:color="000000"/>
-              <w:right w:val="single" w:sz="4" w:space="0" w:color="000000"/>
-            </w:tcBorders>
-            <w:vAlign w:val="center"/>
-          </w:tcPr>
-          <w:p>
-            <w:pPr>
-              <w:spacing w:before="40" w:after="40"/>
-              <w:jc w:val="left"/>
-            </w:pPr>
-            <w:r>
-              <w:rPr>
-                <w:rFonts w:ascii="Adani" w:hAnsi="Adani"/>
-                <w:b w:val="0"/>
-                <w:sz w:val="18"/>
-                <w:u w:val="none"/>
-              </w:rPr>
-              <w:t>Director</w:t>
-            </w:r>
-          </w:p>
-        </w:tc>
-        <w:tc>
-          <w:tcPr>
-            <w:tcW w:type="dxa" w:w="1304"/>
-            <w:shd w:val="clear" w:color="auto" w:fill="FFFFFF"/>
-            <w:tcBorders>
-              <w:top w:val="single" w:sz="4" w:space="0" w:color="000000"/>
-              <w:left w:val="single" w:sz="4" w:space="0" w:color="000000"/>
-              <w:bottom w:val="single" w:sz="4" w:space="0" w:color="000000"/>
-              <w:right w:val="single" w:sz="4" w:space="0" w:color="000000"/>
-            </w:tcBorders>
-            <w:vAlign w:val="center"/>
-          </w:tcPr>
-          <w:p>
-            <w:pPr>
-              <w:spacing w:before="40" w:after="40"/>
-              <w:jc w:val="left"/>
-            </w:pPr>
-            <w:r>
-              <w:rPr>
-                <w:rFonts w:ascii="Adani" w:hAnsi="Adani"/>
-                <w:b w:val="0"/>
-                <w:sz w:val="18"/>
-                <w:u w:val="none"/>
-              </w:rPr>
-              <w:t>26/03/2015</w:t>
-            </w:r>
-          </w:p>
-        </w:tc>
-      </w:tr>
-      <w:tr>
-        <w:tc>
-          <w:tcPr>
-            <w:tcW w:type="dxa" w:w="2268"/>
-            <w:shd w:val="clear" w:color="auto" w:fill="FFFFFF"/>
-            <w:tcBorders>
-              <w:top w:val="single" w:sz="4" w:space="0" w:color="000000"/>
-              <w:left w:val="single" w:sz="4" w:space="0" w:color="000000"/>
-              <w:bottom w:val="single" w:sz="4" w:space="0" w:color="000000"/>
-              <w:right w:val="single" w:sz="4" w:space="0" w:color="000000"/>
-            </w:tcBorders>
-            <w:vAlign w:val="center"/>
-          </w:tcPr>
-          <w:p>
-            <w:pPr>
-              <w:spacing w:before="40" w:after="40"/>
-              <w:jc w:val="left"/>
-            </w:pPr>
-            <w:r>
-              <w:rPr>
-                <w:rFonts w:ascii="Adani" w:hAnsi="Adani"/>
-                <w:b w:val="0"/>
-                <w:sz w:val="18"/>
-                <w:u w:val="none"/>
-              </w:rPr>
-              <w:t>U45203MH1979PLC454032</w:t>
-            </w:r>
-          </w:p>
-        </w:tc>
-        <w:tc>
-          <w:tcPr>
-            <w:tcW w:type="dxa" w:w="4252"/>
-            <w:shd w:val="clear" w:color="auto" w:fill="FFFFFF"/>
-            <w:tcBorders>
-              <w:top w:val="single" w:sz="4" w:space="0" w:color="000000"/>
-              <w:left w:val="single" w:sz="4" w:space="0" w:color="000000"/>
-              <w:bottom w:val="single" w:sz="4" w:space="0" w:color="000000"/>
-              <w:right w:val="single" w:sz="4" w:space="0" w:color="000000"/>
-            </w:tcBorders>
-            <w:vAlign w:val="center"/>
-          </w:tcPr>
-          <w:p>
-            <w:pPr>
-              <w:spacing w:before="40" w:after="40"/>
-              <w:jc w:val="left"/>
-            </w:pPr>
-            <w:r>
-              <w:rPr>
-                <w:rFonts w:ascii="Adani" w:hAnsi="Adani"/>
-                <w:b w:val="0"/>
-                <w:sz w:val="18"/>
-                <w:u w:val="none"/>
-              </w:rPr>
-              <w:t>TATA PROJECTS LIMITED</w:t>
-            </w:r>
-          </w:p>
-        </w:tc>
-        <w:tc>
-          <w:tcPr>
-            <w:tcW w:type="dxa" w:w="1587"/>
-            <w:shd w:val="clear" w:color="auto" w:fill="FFFFFF"/>
-            <w:tcBorders>
-              <w:top w:val="single" w:sz="4" w:space="0" w:color="000000"/>
-              <w:left w:val="single" w:sz="4" w:space="0" w:color="000000"/>
-              <w:bottom w:val="single" w:sz="4" w:space="0" w:color="000000"/>
-              <w:right w:val="single" w:sz="4" w:space="0" w:color="000000"/>
-            </w:tcBorders>
-            <w:vAlign w:val="center"/>
-          </w:tcPr>
-          <w:p>
-            <w:pPr>
-              <w:spacing w:before="40" w:after="40"/>
-              <w:jc w:val="left"/>
-            </w:pPr>
-            <w:r>
-              <w:rPr>
-                <w:rFonts w:ascii="Adani" w:hAnsi="Adani"/>
-                <w:b w:val="0"/>
-                <w:sz w:val="18"/>
-                <w:u w:val="none"/>
-              </w:rPr>
-              <w:t>Director</w:t>
-            </w:r>
-          </w:p>
-        </w:tc>
-        <w:tc>
-          <w:tcPr>
-            <w:tcW w:type="dxa" w:w="1304"/>
-            <w:shd w:val="clear" w:color="auto" w:fill="FFFFFF"/>
-            <w:tcBorders>
-              <w:top w:val="single" w:sz="4" w:space="0" w:color="000000"/>
-              <w:left w:val="single" w:sz="4" w:space="0" w:color="000000"/>
-              <w:bottom w:val="single" w:sz="4" w:space="0" w:color="000000"/>
-              <w:right w:val="single" w:sz="4" w:space="0" w:color="000000"/>
-            </w:tcBorders>
-            <w:vAlign w:val="center"/>
-          </w:tcPr>
-          <w:p>
-            <w:pPr>
-              <w:spacing w:before="40" w:after="40"/>
-              <w:jc w:val="left"/>
-            </w:pPr>
-            <w:r>
-              <w:rPr>
-                <w:rFonts w:ascii="Adani" w:hAnsi="Adani"/>
-                <w:b w:val="0"/>
-                <w:sz w:val="18"/>
-                <w:u w:val="none"/>
-              </w:rPr>
-              <w:t>05/12/2014</w:t>
-            </w:r>
-          </w:p>
-        </w:tc>
-      </w:tr>
-      <w:tr>
-        <w:tc>
-          <w:tcPr>
-            <w:tcW w:type="dxa" w:w="2268"/>
-            <w:shd w:val="clear" w:color="auto" w:fill="FFFFFF"/>
-            <w:tcBorders>
-              <w:top w:val="single" w:sz="4" w:space="0" w:color="000000"/>
-              <w:left w:val="single" w:sz="4" w:space="0" w:color="000000"/>
-              <w:bottom w:val="single" w:sz="4" w:space="0" w:color="000000"/>
-              <w:right w:val="single" w:sz="4" w:space="0" w:color="000000"/>
-            </w:tcBorders>
-            <w:vAlign w:val="center"/>
-          </w:tcPr>
-          <w:p>
-            <w:pPr>
-              <w:spacing w:before="40" w:after="40"/>
-              <w:jc w:val="left"/>
-            </w:pPr>
-            <w:r>
-              <w:rPr>
-                <w:rFonts w:ascii="Adani" w:hAnsi="Adani"/>
-                <w:b w:val="0"/>
-                <w:sz w:val="18"/>
-                <w:u w:val="none"/>
-              </w:rPr>
-              <w:t>L50210PB1985PLC006473</w:t>
-            </w:r>
-          </w:p>
-        </w:tc>
-        <w:tc>
-          <w:tcPr>
-            <w:tcW w:type="dxa" w:w="4252"/>
-            <w:shd w:val="clear" w:color="auto" w:fill="FFFFFF"/>
-            <w:tcBorders>
-              <w:top w:val="single" w:sz="4" w:space="0" w:color="000000"/>
-              <w:left w:val="single" w:sz="4" w:space="0" w:color="000000"/>
-              <w:bottom w:val="single" w:sz="4" w:space="0" w:color="000000"/>
-              <w:right w:val="single" w:sz="4" w:space="0" w:color="000000"/>
-            </w:tcBorders>
-            <w:vAlign w:val="center"/>
-          </w:tcPr>
-          <w:p>
-            <w:pPr>
-              <w:spacing w:before="40" w:after="40"/>
-              <w:jc w:val="left"/>
-            </w:pPr>
-            <w:r>
-              <w:rPr>
-                <w:rFonts w:ascii="Adani" w:hAnsi="Adani"/>
-                <w:b w:val="0"/>
-                <w:sz w:val="18"/>
-                <w:u w:val="none"/>
-              </w:rPr>
-              <w:t>SWARAJ ENGINES LIMITED</w:t>
-            </w:r>
-          </w:p>
-        </w:tc>
-        <w:tc>
-          <w:tcPr>
-            <w:tcW w:type="dxa" w:w="1587"/>
-            <w:shd w:val="clear" w:color="auto" w:fill="FFFFFF"/>
-            <w:tcBorders>
-              <w:top w:val="single" w:sz="4" w:space="0" w:color="000000"/>
-              <w:left w:val="single" w:sz="4" w:space="0" w:color="000000"/>
-              <w:bottom w:val="single" w:sz="4" w:space="0" w:color="000000"/>
-              <w:right w:val="single" w:sz="4" w:space="0" w:color="000000"/>
-            </w:tcBorders>
-            <w:vAlign w:val="center"/>
-          </w:tcPr>
-          <w:p>
-            <w:pPr>
-              <w:spacing w:before="40" w:after="40"/>
-              <w:jc w:val="left"/>
-            </w:pPr>
-            <w:r>
-              <w:rPr>
-                <w:rFonts w:ascii="Adani" w:hAnsi="Adani"/>
-                <w:b w:val="0"/>
-                <w:sz w:val="18"/>
-                <w:u w:val="none"/>
-              </w:rPr>
-              <w:t>Director</w:t>
-            </w:r>
-          </w:p>
-        </w:tc>
-        <w:tc>
-          <w:tcPr>
-            <w:tcW w:type="dxa" w:w="1304"/>
-            <w:shd w:val="clear" w:color="auto" w:fill="FFFFFF"/>
-            <w:tcBorders>
-              <w:top w:val="single" w:sz="4" w:space="0" w:color="000000"/>
-              <w:left w:val="single" w:sz="4" w:space="0" w:color="000000"/>
-              <w:bottom w:val="single" w:sz="4" w:space="0" w:color="000000"/>
-              <w:right w:val="single" w:sz="4" w:space="0" w:color="000000"/>
-            </w:tcBorders>
-            <w:vAlign w:val="center"/>
-          </w:tcPr>
-          <w:p>
-            <w:pPr>
-              <w:spacing w:before="40" w:after="40"/>
-              <w:jc w:val="left"/>
-            </w:pPr>
-            <w:r>
-              <w:rPr>
-                <w:rFonts w:ascii="Adani" w:hAnsi="Adani"/>
-                <w:b w:val="0"/>
-                <w:sz w:val="18"/>
-                <w:u w:val="none"/>
-              </w:rPr>
-              <w:t>01/10/2014</w:t>
-            </w:r>
-          </w:p>
-        </w:tc>
-      </w:tr>
-      <w:tr>
-        <w:tc>
-          <w:tcPr>
-            <w:tcW w:type="dxa" w:w="2268"/>
-            <w:shd w:val="clear" w:color="auto" w:fill="FFFFFF"/>
-            <w:tcBorders>
-              <w:top w:val="single" w:sz="4" w:space="0" w:color="000000"/>
-              <w:left w:val="single" w:sz="4" w:space="0" w:color="000000"/>
-              <w:bottom w:val="single" w:sz="4" w:space="0" w:color="000000"/>
-              <w:right w:val="single" w:sz="4" w:space="0" w:color="000000"/>
-            </w:tcBorders>
-            <w:vAlign w:val="center"/>
-          </w:tcPr>
-          <w:p>
-            <w:pPr>
-              <w:spacing w:before="40" w:after="40"/>
-              <w:jc w:val="left"/>
-            </w:pPr>
-            <w:r>
-              <w:rPr>
-                <w:rFonts w:ascii="Adani" w:hAnsi="Adani"/>
-                <w:b w:val="0"/>
-                <w:sz w:val="18"/>
-                <w:u w:val="none"/>
-              </w:rPr>
-              <w:t>L74210JH1962PLC000700</w:t>
-            </w:r>
-          </w:p>
-        </w:tc>
-        <w:tc>
-          <w:tcPr>
-            <w:tcW w:type="dxa" w:w="4252"/>
-            <w:shd w:val="clear" w:color="auto" w:fill="FFFFFF"/>
-            <w:tcBorders>
-              <w:top w:val="single" w:sz="4" w:space="0" w:color="000000"/>
-              <w:left w:val="single" w:sz="4" w:space="0" w:color="000000"/>
-              <w:bottom w:val="single" w:sz="4" w:space="0" w:color="000000"/>
-              <w:right w:val="single" w:sz="4" w:space="0" w:color="000000"/>
-            </w:tcBorders>
-            <w:vAlign w:val="center"/>
-          </w:tcPr>
-          <w:p>
-            <w:pPr>
-              <w:spacing w:before="40" w:after="40"/>
-              <w:jc w:val="left"/>
-            </w:pPr>
-            <w:r>
-              <w:rPr>
-                <w:rFonts w:ascii="Adani" w:hAnsi="Adani"/>
-                <w:b w:val="0"/>
-                <w:sz w:val="18"/>
-                <w:u w:val="none"/>
-              </w:rPr>
-              <w:t>TRF  LIMITED</w:t>
-            </w:r>
-          </w:p>
-        </w:tc>
-        <w:tc>
-          <w:tcPr>
-            <w:tcW w:type="dxa" w:w="1587"/>
-            <w:shd w:val="clear" w:color="auto" w:fill="FFFFFF"/>
-            <w:tcBorders>
-              <w:top w:val="single" w:sz="4" w:space="0" w:color="000000"/>
-              <w:left w:val="single" w:sz="4" w:space="0" w:color="000000"/>
-              <w:bottom w:val="single" w:sz="4" w:space="0" w:color="000000"/>
-              <w:right w:val="single" w:sz="4" w:space="0" w:color="000000"/>
-            </w:tcBorders>
-            <w:vAlign w:val="center"/>
-          </w:tcPr>
-          <w:p>
-            <w:pPr>
-              <w:spacing w:before="40" w:after="40"/>
-              <w:jc w:val="left"/>
-            </w:pPr>
-            <w:r>
-              <w:rPr>
-                <w:rFonts w:ascii="Adani" w:hAnsi="Adani"/>
-                <w:b w:val="0"/>
-                <w:sz w:val="18"/>
-                <w:u w:val="none"/>
-              </w:rPr>
-              <w:t>Director</w:t>
-            </w:r>
-          </w:p>
-        </w:tc>
-        <w:tc>
-          <w:tcPr>
-            <w:tcW w:type="dxa" w:w="1304"/>
-            <w:shd w:val="clear" w:color="auto" w:fill="FFFFFF"/>
-            <w:tcBorders>
-              <w:top w:val="single" w:sz="4" w:space="0" w:color="000000"/>
-              <w:left w:val="single" w:sz="4" w:space="0" w:color="000000"/>
-              <w:bottom w:val="single" w:sz="4" w:space="0" w:color="000000"/>
-              <w:right w:val="single" w:sz="4" w:space="0" w:color="000000"/>
-            </w:tcBorders>
-            <w:vAlign w:val="center"/>
-          </w:tcPr>
-          <w:p>
-            <w:pPr>
-              <w:spacing w:before="40" w:after="40"/>
-              <w:jc w:val="left"/>
-            </w:pPr>
-            <w:r>
-              <w:rPr>
-                <w:rFonts w:ascii="Adani" w:hAnsi="Adani"/>
-                <w:b w:val="0"/>
-                <w:sz w:val="18"/>
-                <w:u w:val="none"/>
-              </w:rPr>
-              <w:t>01/10/2014</w:t>
-            </w:r>
-          </w:p>
-        </w:tc>
-      </w:tr>
-      <w:tr>
-        <w:tc>
-          <w:tcPr>
-            <w:tcW w:type="dxa" w:w="2268"/>
-            <w:shd w:val="clear" w:color="auto" w:fill="FFFFFF"/>
-            <w:tcBorders>
-              <w:top w:val="single" w:sz="4" w:space="0" w:color="000000"/>
-              <w:left w:val="single" w:sz="4" w:space="0" w:color="000000"/>
-              <w:bottom w:val="single" w:sz="4" w:space="0" w:color="000000"/>
-              <w:right w:val="single" w:sz="4" w:space="0" w:color="000000"/>
-            </w:tcBorders>
-            <w:vAlign w:val="center"/>
-          </w:tcPr>
-          <w:p>
-            <w:pPr>
-              <w:spacing w:before="40" w:after="40"/>
-              <w:jc w:val="left"/>
-            </w:pPr>
-            <w:r>
-              <w:rPr>
-                <w:rFonts w:ascii="Adani" w:hAnsi="Adani"/>
-                <w:b w:val="0"/>
-                <w:sz w:val="18"/>
-                <w:u w:val="none"/>
-              </w:rPr>
-              <w:t>U85100DL2008NPL381564</w:t>
-            </w:r>
-          </w:p>
-        </w:tc>
-        <w:tc>
-          <w:tcPr>
-            <w:tcW w:type="dxa" w:w="4252"/>
-            <w:shd w:val="clear" w:color="auto" w:fill="FFFFFF"/>
-            <w:tcBorders>
-              <w:top w:val="single" w:sz="4" w:space="0" w:color="000000"/>
-              <w:left w:val="single" w:sz="4" w:space="0" w:color="000000"/>
-              <w:bottom w:val="single" w:sz="4" w:space="0" w:color="000000"/>
-              <w:right w:val="single" w:sz="4" w:space="0" w:color="000000"/>
-            </w:tcBorders>
-            <w:vAlign w:val="center"/>
-          </w:tcPr>
-          <w:p>
-            <w:pPr>
-              <w:spacing w:before="40" w:after="40"/>
-              <w:jc w:val="left"/>
-            </w:pPr>
-            <w:r>
-              <w:rPr>
-                <w:rFonts w:ascii="Adani" w:hAnsi="Adani"/>
-                <w:b w:val="0"/>
-                <w:sz w:val="18"/>
-                <w:u w:val="none"/>
-              </w:rPr>
-              <w:t>CARE INDIA SOLUTIONS FOR SUSTAINABLE DEVELOPMENT</w:t>
-            </w:r>
-          </w:p>
-        </w:tc>
-        <w:tc>
-          <w:tcPr>
-            <w:tcW w:type="dxa" w:w="1587"/>
-            <w:shd w:val="clear" w:color="auto" w:fill="FFFFFF"/>
-            <w:tcBorders>
-              <w:top w:val="single" w:sz="4" w:space="0" w:color="000000"/>
-              <w:left w:val="single" w:sz="4" w:space="0" w:color="000000"/>
-              <w:bottom w:val="single" w:sz="4" w:space="0" w:color="000000"/>
-              <w:right w:val="single" w:sz="4" w:space="0" w:color="000000"/>
-            </w:tcBorders>
-            <w:vAlign w:val="center"/>
-          </w:tcPr>
-          <w:p>
-            <w:pPr>
-              <w:spacing w:before="40" w:after="40"/>
-              <w:jc w:val="left"/>
-            </w:pPr>
-            <w:r>
-              <w:rPr>
-                <w:rFonts w:ascii="Adani" w:hAnsi="Adani"/>
-                <w:b w:val="0"/>
-                <w:sz w:val="18"/>
-                <w:u w:val="none"/>
-              </w:rPr>
-              <w:t>Director</w:t>
-            </w:r>
-          </w:p>
-        </w:tc>
-        <w:tc>
-          <w:tcPr>
-            <w:tcW w:type="dxa" w:w="1304"/>
-            <w:shd w:val="clear" w:color="auto" w:fill="FFFFFF"/>
-            <w:tcBorders>
-              <w:top w:val="single" w:sz="4" w:space="0" w:color="000000"/>
-              <w:left w:val="single" w:sz="4" w:space="0" w:color="000000"/>
-              <w:bottom w:val="single" w:sz="4" w:space="0" w:color="000000"/>
-              <w:right w:val="single" w:sz="4" w:space="0" w:color="000000"/>
-            </w:tcBorders>
-            <w:vAlign w:val="center"/>
-          </w:tcPr>
-          <w:p>
-            <w:pPr>
-              <w:spacing w:before="40" w:after="40"/>
-              <w:jc w:val="left"/>
-            </w:pPr>
-            <w:r>
-              <w:rPr>
-                <w:rFonts w:ascii="Adani" w:hAnsi="Adani"/>
-                <w:b w:val="0"/>
-                <w:sz w:val="18"/>
-                <w:u w:val="none"/>
-              </w:rPr>
-              <w:t>05/09/2014</w:t>
-            </w:r>
-          </w:p>
-        </w:tc>
-      </w:tr>
     </w:tbl>
     <w:sectPr>
       <w:pgSz w:w="11906" w:h="16838"/>

--- a/Backend/Director_Disclosure/Output_Disclosures/2024-25/HONEYWELL_AUTOMATION_INDIA_LIMITED/MBP-1/MBP1_NEERA_SAGGI_00501029.docx
+++ b/Backend/Director_Disclosure/Output_Disclosures/2024-25/HONEYWELL_AUTOMATION_INDIA_LIMITED/MBP-1/MBP1_NEERA_SAGGI_00501029.docx
@@ -1566,7 +1566,7 @@
                 <w:sz w:val="18"/>
                 <w:u w:val="none"/>
               </w:rPr>
-              <w:t>Date:   15th May, 2026</w:t>
+              <w:t>Date:   27th May, 2026</w:t>
             </w:r>
           </w:p>
         </w:tc>
@@ -2603,7 +2603,7 @@
                 <w:sz w:val="18"/>
                 <w:u w:val="none"/>
               </w:rPr>
-              <w:t>Date:   15th May, 2026</w:t>
+              <w:t>Date:   27th May, 2026</w:t>
             </w:r>
           </w:p>
         </w:tc>
@@ -2764,7 +2764,7 @@
           <w:sz w:val="20"/>
           <w:u w:val="none"/>
         </w:rPr>
-        <w:t>15th May, 2026</w:t>
+        <w:t>27th May, 2026</w:t>
       </w:r>
     </w:p>
     <w:p>

--- a/Backend/Director_Disclosure/Output_Disclosures/2024-25/HONEYWELL_AUTOMATION_INDIA_LIMITED/MBP-1/MBP1_NEERA_SAGGI_00501029.docx
+++ b/Backend/Director_Disclosure/Output_Disclosures/2024-25/HONEYWELL_AUTOMATION_INDIA_LIMITED/MBP-1/MBP1_NEERA_SAGGI_00501029.docx
@@ -421,7 +421,7 @@
                 <w:sz w:val="18"/>
                 <w:u w:val="none"/>
               </w:rPr>
-              <w:t>Additional Director</w:t>
+              <w:t>Director</w:t>
             </w:r>
           </w:p>
         </w:tc>
@@ -477,7 +477,7 @@
                 <w:sz w:val="18"/>
                 <w:u w:val="none"/>
               </w:rPr>
-              <w:t>27/03/2024</w:t>
+              <w:t>14/06/2024</w:t>
             </w:r>
           </w:p>
         </w:tc>
@@ -1103,148 +1103,6 @@
                 <w:sz w:val="18"/>
                 <w:u w:val="none"/>
               </w:rPr>
-              <w:t>TATA STEEL BSL LIMITED</w:t>
-            </w:r>
-          </w:p>
-        </w:tc>
-        <w:tc>
-          <w:tcPr>
-            <w:tcW w:type="dxa" w:w="1814"/>
-            <w:shd w:val="clear" w:color="auto" w:fill="FFFFFF"/>
-            <w:tcBorders>
-              <w:top w:val="single" w:sz="4" w:space="0" w:color="000000"/>
-              <w:left w:val="single" w:sz="4" w:space="0" w:color="000000"/>
-              <w:bottom w:val="single" w:sz="4" w:space="0" w:color="000000"/>
-              <w:right w:val="single" w:sz="4" w:space="0" w:color="000000"/>
-            </w:tcBorders>
-            <w:vAlign w:val="center"/>
-          </w:tcPr>
-          <w:p>
-            <w:pPr>
-              <w:spacing w:before="40" w:after="40"/>
-              <w:jc w:val="left"/>
-            </w:pPr>
-            <w:r>
-              <w:rPr>
-                <w:rFonts w:ascii="Adani" w:hAnsi="Adani"/>
-                <w:b w:val="0"/>
-                <w:sz w:val="18"/>
-                <w:u w:val="none"/>
-              </w:rPr>
-              <w:t>Director</w:t>
-            </w:r>
-          </w:p>
-        </w:tc>
-        <w:tc>
-          <w:tcPr>
-            <w:tcW w:type="dxa" w:w="1020"/>
-            <w:shd w:val="clear" w:color="auto" w:fill="FFFFFF"/>
-            <w:tcBorders>
-              <w:top w:val="single" w:sz="4" w:space="0" w:color="000000"/>
-              <w:left w:val="single" w:sz="4" w:space="0" w:color="000000"/>
-              <w:bottom w:val="single" w:sz="4" w:space="0" w:color="000000"/>
-              <w:right w:val="single" w:sz="4" w:space="0" w:color="000000"/>
-            </w:tcBorders>
-            <w:vAlign w:val="center"/>
-          </w:tcPr>
-          <w:p>
-            <w:pPr>
-              <w:spacing w:before="40" w:after="40"/>
-              <w:jc w:val="left"/>
-            </w:pPr>
-            <w:r>
-              <w:rPr>
-                <w:rFonts w:ascii="Adani" w:hAnsi="Adani"/>
-                <w:b w:val="0"/>
-                <w:sz w:val="18"/>
-                <w:u w:val="none"/>
-              </w:rPr>
-              <w:t>NIL</w:t>
-            </w:r>
-          </w:p>
-        </w:tc>
-        <w:tc>
-          <w:tcPr>
-            <w:tcW w:type="dxa" w:w="1247"/>
-            <w:shd w:val="clear" w:color="auto" w:fill="FFFFFF"/>
-            <w:tcBorders>
-              <w:top w:val="single" w:sz="4" w:space="0" w:color="000000"/>
-              <w:left w:val="single" w:sz="4" w:space="0" w:color="000000"/>
-              <w:bottom w:val="single" w:sz="4" w:space="0" w:color="000000"/>
-              <w:right w:val="single" w:sz="4" w:space="0" w:color="000000"/>
-            </w:tcBorders>
-            <w:vAlign w:val="center"/>
-          </w:tcPr>
-          <w:p>
-            <w:pPr>
-              <w:spacing w:before="40" w:after="40"/>
-              <w:jc w:val="left"/>
-            </w:pPr>
-            <w:r>
-              <w:rPr>
-                <w:rFonts w:ascii="Adani" w:hAnsi="Adani"/>
-                <w:b w:val="0"/>
-                <w:sz w:val="18"/>
-                <w:u w:val="none"/>
-              </w:rPr>
-              <w:t>07/06/2018</w:t>
-            </w:r>
-          </w:p>
-        </w:tc>
-      </w:tr>
-      <w:tr>
-        <w:tc>
-          <w:tcPr>
-            <w:tcW w:type="dxa" w:w="680"/>
-            <w:shd w:val="clear" w:color="auto" w:fill="FFFFFF"/>
-            <w:tcBorders>
-              <w:top w:val="single" w:sz="4" w:space="0" w:color="000000"/>
-              <w:left w:val="single" w:sz="4" w:space="0" w:color="000000"/>
-              <w:bottom w:val="single" w:sz="4" w:space="0" w:color="000000"/>
-              <w:right w:val="single" w:sz="4" w:space="0" w:color="000000"/>
-            </w:tcBorders>
-            <w:vAlign w:val="center"/>
-          </w:tcPr>
-          <w:p>
-            <w:pPr>
-              <w:spacing w:before="40" w:after="40"/>
-              <w:jc w:val="left"/>
-            </w:pPr>
-            <w:r>
-              <w:rPr>
-                <w:rFonts w:ascii="Adani" w:hAnsi="Adani"/>
-                <w:b w:val="0"/>
-                <w:sz w:val="18"/>
-                <w:u w:val="none"/>
-              </w:rPr>
-              <w:t>7</w:t>
-            </w:r>
-          </w:p>
-        </w:tc>
-        <w:tc>
-          <w:tcPr>
-            <w:tcW w:type="dxa" w:w="3969"/>
-            <w:shd w:val="clear" w:color="auto" w:fill="FFFFFF"/>
-            <w:tcBorders>
-              <w:top w:val="single" w:sz="4" w:space="0" w:color="000000"/>
-              <w:left w:val="single" w:sz="4" w:space="0" w:color="000000"/>
-              <w:bottom w:val="single" w:sz="4" w:space="0" w:color="000000"/>
-              <w:right w:val="single" w:sz="4" w:space="0" w:color="000000"/>
-            </w:tcBorders>
-            <w:vAlign w:val="center"/>
-          </w:tcPr>
-          <w:p>
-            <w:pPr>
-              <w:spacing w:before="40" w:after="40"/>
-              <w:jc w:val="left"/>
-            </w:pPr>
-            <w:r>
-              <w:rPr>
-                <w:rFonts w:ascii="Adani" w:hAnsi="Adani"/>
-                <w:b w:val="0"/>
-                <w:sz w:val="18"/>
-                <w:u w:val="none"/>
-              </w:rPr>
               <w:t>GE VERNOVA T&amp;D INDIA LIMITED</w:t>
             </w:r>
           </w:p>
@@ -1566,7 +1424,7 @@
                 <w:sz w:val="18"/>
                 <w:u w:val="none"/>
               </w:rPr>
-              <w:t>Date:   27th May, 2026</w:t>
+              <w:t>Date:   09th June, 2026</w:t>
             </w:r>
           </w:p>
         </w:tc>
@@ -2603,7 +2461,7 @@
                 <w:sz w:val="18"/>
                 <w:u w:val="none"/>
               </w:rPr>
-              <w:t>Date:   27th May, 2026</w:t>
+              <w:t>Date:   09th June, 2026</w:t>
             </w:r>
           </w:p>
         </w:tc>
@@ -2764,7 +2622,7 @@
           <w:sz w:val="20"/>
           <w:u w:val="none"/>
         </w:rPr>
-        <w:t>27th May, 2026</w:t>
+        <w:t>09th June, 2026</w:t>
       </w:r>
     </w:p>
     <w:p>
@@ -2884,21 +2742,6 @@
           <w:sz w:val="20"/>
           <w:u w:val="none"/>
         </w:rPr>
-        <w:t>TATA STEEL BSL LIMITED</w:t>
-      </w:r>
-    </w:p>
-    <w:p>
-      <w:pPr>
-        <w:spacing w:before="0" w:after="20"/>
-        <w:jc w:val="left"/>
-      </w:pPr>
-      <w:r>
-        <w:rPr>
-          <w:rFonts w:ascii="Adani" w:hAnsi="Adani"/>
-          <w:b/>
-          <w:sz w:val="20"/>
-          <w:u w:val="none"/>
-        </w:rPr>
         <w:t>GE VERNOVA T&amp;D INDIA LIMITED</w:t>
       </w:r>
     </w:p>
@@ -2991,21 +2834,6 @@
           <w:u w:val="none"/>
         </w:rPr>
         <w:t>HONEYWELL AUTOMATION INDIA LIMITED</w:t>
-      </w:r>
-    </w:p>
-    <w:p>
-      <w:pPr>
-        <w:spacing w:before="0" w:after="20"/>
-        <w:jc w:val="left"/>
-      </w:pPr>
-      <w:r>
-        <w:rPr>
-          <w:rFonts w:ascii="Adani" w:hAnsi="Adani"/>
-          <w:b w:val="0"/>
-          <w:sz w:val="20"/>
-          <w:u w:val="none"/>
-        </w:rPr>
-        <w:t>TATA STEEL BSL LIMITED</w:t>
       </w:r>
     </w:p>
     <w:p>
@@ -3858,7 +3686,7 @@
                 <w:sz w:val="18"/>
                 <w:u w:val="none"/>
               </w:rPr>
-              <w:t>7</w:t>
+              <w:t>6</w:t>
             </w:r>
           </w:p>
         </w:tc>
@@ -4087,7 +3915,7 @@
                 <w:sz w:val="18"/>
                 <w:u w:val="none"/>
               </w:rPr>
-              <w:t>Additional Director</w:t>
+              <w:t>Director</w:t>
             </w:r>
           </w:p>
         </w:tc>
@@ -4115,7 +3943,7 @@
                 <w:sz w:val="18"/>
                 <w:u w:val="none"/>
               </w:rPr>
-              <w:t>27/03/2024</w:t>
+              <w:t>14/06/2024</w:t>
             </w:r>
           </w:p>
         </w:tc>
@@ -4601,120 +4429,6 @@
                 <w:sz w:val="18"/>
                 <w:u w:val="none"/>
               </w:rPr>
-              <w:t>L74899DL1983PLC014942</w:t>
-            </w:r>
-          </w:p>
-        </w:tc>
-        <w:tc>
-          <w:tcPr>
-            <w:tcW w:type="dxa" w:w="4252"/>
-            <w:shd w:val="clear" w:color="auto" w:fill="FFFFFF"/>
-            <w:tcBorders>
-              <w:top w:val="single" w:sz="4" w:space="0" w:color="000000"/>
-              <w:left w:val="single" w:sz="4" w:space="0" w:color="000000"/>
-              <w:bottom w:val="single" w:sz="4" w:space="0" w:color="000000"/>
-              <w:right w:val="single" w:sz="4" w:space="0" w:color="000000"/>
-            </w:tcBorders>
-            <w:vAlign w:val="center"/>
-          </w:tcPr>
-          <w:p>
-            <w:pPr>
-              <w:spacing w:before="40" w:after="40"/>
-              <w:jc w:val="left"/>
-            </w:pPr>
-            <w:r>
-              <w:rPr>
-                <w:rFonts w:ascii="Adani" w:hAnsi="Adani"/>
-                <w:b w:val="0"/>
-                <w:sz w:val="18"/>
-                <w:u w:val="none"/>
-              </w:rPr>
-              <w:t>TATA STEEL BSL LIMITED</w:t>
-            </w:r>
-          </w:p>
-        </w:tc>
-        <w:tc>
-          <w:tcPr>
-            <w:tcW w:type="dxa" w:w="1587"/>
-            <w:shd w:val="clear" w:color="auto" w:fill="FFFFFF"/>
-            <w:tcBorders>
-              <w:top w:val="single" w:sz="4" w:space="0" w:color="000000"/>
-              <w:left w:val="single" w:sz="4" w:space="0" w:color="000000"/>
-              <w:bottom w:val="single" w:sz="4" w:space="0" w:color="000000"/>
-              <w:right w:val="single" w:sz="4" w:space="0" w:color="000000"/>
-            </w:tcBorders>
-            <w:vAlign w:val="center"/>
-          </w:tcPr>
-          <w:p>
-            <w:pPr>
-              <w:spacing w:before="40" w:after="40"/>
-              <w:jc w:val="left"/>
-            </w:pPr>
-            <w:r>
-              <w:rPr>
-                <w:rFonts w:ascii="Adani" w:hAnsi="Adani"/>
-                <w:b w:val="0"/>
-                <w:sz w:val="18"/>
-                <w:u w:val="none"/>
-              </w:rPr>
-              <w:t>Director</w:t>
-            </w:r>
-          </w:p>
-        </w:tc>
-        <w:tc>
-          <w:tcPr>
-            <w:tcW w:type="dxa" w:w="1304"/>
-            <w:shd w:val="clear" w:color="auto" w:fill="FFFFFF"/>
-            <w:tcBorders>
-              <w:top w:val="single" w:sz="4" w:space="0" w:color="000000"/>
-              <w:left w:val="single" w:sz="4" w:space="0" w:color="000000"/>
-              <w:bottom w:val="single" w:sz="4" w:space="0" w:color="000000"/>
-              <w:right w:val="single" w:sz="4" w:space="0" w:color="000000"/>
-            </w:tcBorders>
-            <w:vAlign w:val="center"/>
-          </w:tcPr>
-          <w:p>
-            <w:pPr>
-              <w:spacing w:before="40" w:after="40"/>
-              <w:jc w:val="left"/>
-            </w:pPr>
-            <w:r>
-              <w:rPr>
-                <w:rFonts w:ascii="Adani" w:hAnsi="Adani"/>
-                <w:b w:val="0"/>
-                <w:sz w:val="18"/>
-                <w:u w:val="none"/>
-              </w:rPr>
-              <w:t>07/06/2018</w:t>
-            </w:r>
-          </w:p>
-        </w:tc>
-      </w:tr>
-      <w:tr>
-        <w:tc>
-          <w:tcPr>
-            <w:tcW w:type="dxa" w:w="2268"/>
-            <w:shd w:val="clear" w:color="auto" w:fill="FFFFFF"/>
-            <w:tcBorders>
-              <w:top w:val="single" w:sz="4" w:space="0" w:color="000000"/>
-              <w:left w:val="single" w:sz="4" w:space="0" w:color="000000"/>
-              <w:bottom w:val="single" w:sz="4" w:space="0" w:color="000000"/>
-              <w:right w:val="single" w:sz="4" w:space="0" w:color="000000"/>
-            </w:tcBorders>
-            <w:vAlign w:val="center"/>
-          </w:tcPr>
-          <w:p>
-            <w:pPr>
-              <w:spacing w:before="40" w:after="40"/>
-              <w:jc w:val="left"/>
-            </w:pPr>
-            <w:r>
-              <w:rPr>
-                <w:rFonts w:ascii="Adani" w:hAnsi="Adani"/>
-                <w:b w:val="0"/>
-                <w:sz w:val="18"/>
-                <w:u w:val="none"/>
-              </w:rPr>
               <w:t>L31102DL1957PLC193993</w:t>
             </w:r>
           </w:p>
